--- a/mcq_reader/testing.docx
+++ b/mcq_reader/testing.docx
@@ -1,6 +1,6 @@
 
 <file path=word/document.xml><?xml version="1.0" encoding="utf-8"?>
-<w:document xmlns:wpc="http://schemas.microsoft.com/office/word/2010/wordprocessingCanvas" xmlns:mc="http://schemas.openxmlformats.org/markup-compatibility/2006" xmlns:o="urn:schemas-microsoft-com:office:office" xmlns:r="http://schemas.openxmlformats.org/officeDocument/2006/relationships" xmlns:m="http://schemas.openxmlformats.org/officeDocument/2006/math" xmlns:v="urn:schemas-microsoft-com:vml" xmlns:wp14="http://schemas.microsoft.com/office/word/2010/wordprocessingDrawing" xmlns:wp="http://schemas.openxmlformats.org/drawingml/2006/wordprocessingDrawing" xmlns:w="http://schemas.openxmlformats.org/wordprocessingml/2006/main" xmlns:w14="http://schemas.microsoft.com/office/word/2010/wordml" xmlns:w10="urn:schemas-microsoft-com:office:word" xmlns:w15="http://schemas.microsoft.com/office/word/2012/wordml" xmlns:wpg="http://schemas.microsoft.com/office/word/2010/wordprocessingGroup" xmlns:wpi="http://schemas.microsoft.com/office/word/2010/wordprocessingInk" xmlns:wne="http://schemas.microsoft.com/office/word/2006/wordml" xmlns:wps="http://schemas.microsoft.com/office/word/2010/wordprocessingShape" xmlns:wpsCustomData="http://www.wps.cn/officeDocument/2013/wpsCustomData" mc:Ignorable="w14 w15 wp14">
+<w:document xmlns:wpc="http://schemas.microsoft.com/office/word/2010/wordprocessingCanvas" xmlns:cx="http://schemas.microsoft.com/office/drawing/2014/chartex" xmlns:cx1="http://schemas.microsoft.com/office/drawing/2015/9/8/chartex" xmlns:cx2="http://schemas.microsoft.com/office/drawing/2015/10/21/chartex" xmlns:cx3="http://schemas.microsoft.com/office/drawing/2016/5/9/chartex" xmlns:cx4="http://schemas.microsoft.com/office/drawing/2016/5/10/chartex" xmlns:cx5="http://schemas.microsoft.com/office/drawing/2016/5/11/chartex" xmlns:cx6="http://schemas.microsoft.com/office/drawing/2016/5/12/chartex" xmlns:cx7="http://schemas.microsoft.com/office/drawing/2016/5/13/chartex" xmlns:cx8="http://schemas.microsoft.com/office/drawing/2016/5/14/chartex" xmlns:mc="http://schemas.openxmlformats.org/markup-compatibility/2006" xmlns:aink="http://schemas.microsoft.com/office/drawing/2016/ink" xmlns:am3d="http://schemas.microsoft.com/office/drawing/2017/model3d" xmlns:o="urn:schemas-microsoft-com:office:office" xmlns:oel="http://schemas.microsoft.com/office/2019/extlst" xmlns:r="http://schemas.openxmlformats.org/officeDocument/2006/relationships" xmlns:m="http://schemas.openxmlformats.org/officeDocument/2006/math" xmlns:v="urn:schemas-microsoft-com:vml" xmlns:wp14="http://schemas.microsoft.com/office/word/2010/wordprocessingDrawing" xmlns:wp="http://schemas.openxmlformats.org/drawingml/2006/wordprocessingDrawing" xmlns:w10="urn:schemas-microsoft-com:office:word" xmlns:w="http://schemas.openxmlformats.org/wordprocessingml/2006/main" xmlns:w14="http://schemas.microsoft.com/office/word/2010/wordml" xmlns:w15="http://schemas.microsoft.com/office/word/2012/wordml" xmlns:w16cex="http://schemas.microsoft.com/office/word/2018/wordml/cex" xmlns:w16cid="http://schemas.microsoft.com/office/word/2016/wordml/cid" xmlns:w16="http://schemas.microsoft.com/office/word/2018/wordml" xmlns:w16du="http://schemas.microsoft.com/office/word/2023/wordml/word16du" xmlns:w16sdtdh="http://schemas.microsoft.com/office/word/2020/wordml/sdtdatahash" xmlns:w16sdtfl="http://schemas.microsoft.com/office/word/2024/wordml/sdtformatlock" xmlns:w16se="http://schemas.microsoft.com/office/word/2015/wordml/symex" xmlns:wpg="http://schemas.microsoft.com/office/word/2010/wordprocessingGroup" xmlns:wpi="http://schemas.microsoft.com/office/word/2010/wordprocessingInk" xmlns:wne="http://schemas.microsoft.com/office/word/2006/wordml" xmlns:wps="http://schemas.microsoft.com/office/word/2010/wordprocessingShape" mc:Ignorable="w14 w15 w16se w16cid w16 w16cex w16sdtdh w16sdtfl w16du wp14">
   <w:body>
     <w:p>
       <w:r>
@@ -10,13 +10,11 @@
     <w:p>
       <w:pPr>
         <w:rPr>
-          <w:rFonts w:hint="default"/>
           <w:lang w:val="en-US"/>
         </w:rPr>
       </w:pPr>
       <w:r>
         <w:rPr>
-          <w:rFonts w:hint="default"/>
           <w:lang w:val="en-US"/>
         </w:rPr>
         <w:t>Fdfdfsdfdf fdfsd sdfdsf dfsfds</w:t>
@@ -25,7 +23,6 @@
     <w:p>
       <w:pPr>
         <w:rPr>
-          <w:rFonts w:hint="default"/>
           <w:lang w:val="en-US"/>
         </w:rPr>
       </w:pPr>
@@ -34,7 +31,6 @@
       </w:r>
       <w:r>
         <w:rPr>
-          <w:rFonts w:hint="default"/>
           <w:lang w:val="en-US"/>
         </w:rPr>
         <w:t>dsfdsf</w:t>
@@ -43,13 +39,11 @@
     <w:p>
       <w:pPr>
         <w:rPr>
-          <w:rFonts w:hint="default"/>
           <w:lang w:val="en-US"/>
         </w:rPr>
       </w:pPr>
       <w:r>
         <w:rPr>
-          <w:rFonts w:hint="default"/>
           <w:lang w:val="en-US"/>
         </w:rPr>
         <w:t>dsfdsf</w:t>
@@ -88,13 +82,11 @@
     <w:p>
       <w:pPr>
         <w:rPr>
-          <w:rFonts w:hint="default"/>
           <w:lang w:val="en-US"/>
         </w:rPr>
       </w:pPr>
       <w:r>
         <w:rPr>
-          <w:rFonts w:hint="default"/>
           <w:lang w:val="en-US"/>
         </w:rPr>
         <w:t>Dsfdf</w:t>
@@ -103,19 +95,15 @@
     <w:p>
       <w:pPr>
         <w:rPr>
-          <w:rFonts w:hint="default"/>
           <w:lang w:val="en-US"/>
         </w:rPr>
       </w:pPr>
       <w:r>
         <w:rPr>
-          <w:rFonts w:hint="default"/>
           <w:lang w:val="en-US"/>
         </w:rPr>
         <w:t>fdsfdsf</w:t>
       </w:r>
-      <w:bookmarkStart w:id="0" w:name="_GoBack"/>
-      <w:bookmarkEnd w:id="0"/>
     </w:p>
     <w:p>
       <w:r>
@@ -142,7 +130,7 @@
         <w:t xml:space="preserve">Q:) A sample of 0.1 mole of metal 'M' reacts completely with excess of chlorine to form 7.45 g of MCl. What is the atomic mass of Metal 'M' </w:t>
       </w:r>
       <w:r>
-        <w:br w:type="textWrapping"/>
+        <w:br/>
       </w:r>
     </w:p>
     <w:p>
@@ -150,7 +138,7 @@
         <w:t xml:space="preserve">A) 39 g/mole </w:t>
       </w:r>
       <w:r>
-        <w:br w:type="textWrapping"/>
+        <w:br/>
       </w:r>
     </w:p>
     <w:p>
@@ -158,7 +146,7 @@
         <w:t xml:space="preserve">B) 40 g/mole </w:t>
       </w:r>
       <w:r>
-        <w:br w:type="textWrapping"/>
+        <w:br/>
       </w:r>
     </w:p>
     <w:p>
@@ -166,7 +154,7 @@
         <w:t xml:space="preserve">C) 23 g/mole </w:t>
       </w:r>
       <w:r>
-        <w:br w:type="textWrapping"/>
+        <w:br/>
       </w:r>
     </w:p>
     <w:p>
@@ -201,6 +189,7 @@
     </w:p>
     <w:p>
       <w:r>
+        <w:lastRenderedPageBreak/>
         <w:t xml:space="preserve">:ExplanationD:  Here is the Explanation for D </w:t>
       </w:r>
     </w:p>
@@ -209,7 +198,7 @@
         <w:t xml:space="preserve">Q:) Which one will produce largest number of negatively charged ions in case of 100% dissociation of 1 mole </w:t>
       </w:r>
       <w:r>
-        <w:br w:type="textWrapping"/>
+        <w:br/>
       </w:r>
     </w:p>
     <w:p>
@@ -226,7 +215,7 @@
         <w:t xml:space="preserve"> </w:t>
       </w:r>
       <w:r>
-        <w:br w:type="textWrapping"/>
+        <w:br/>
       </w:r>
     </w:p>
     <w:p>
@@ -234,7 +223,7 @@
         <w:t xml:space="preserve">B) NaOH </w:t>
       </w:r>
       <w:r>
-        <w:br w:type="textWrapping"/>
+        <w:br/>
       </w:r>
     </w:p>
     <w:p>
@@ -260,7 +249,7 @@
         <w:t xml:space="preserve"> </w:t>
       </w:r>
       <w:r>
-        <w:br w:type="textWrapping"/>
+        <w:br/>
       </w:r>
     </w:p>
     <w:p>
@@ -313,7 +302,7 @@
         <w:t xml:space="preserve">Q:) Four moles of each of hydrogen and oxygen allowed to react. How much water will be obtained </w:t>
       </w:r>
       <w:r>
-        <w:br w:type="textWrapping"/>
+        <w:br/>
       </w:r>
     </w:p>
     <w:p>
@@ -321,7 +310,7 @@
         <w:t xml:space="preserve">A) 36g </w:t>
       </w:r>
       <w:r>
-        <w:br w:type="textWrapping"/>
+        <w:br/>
       </w:r>
     </w:p>
     <w:p>
@@ -329,7 +318,7 @@
         <w:t xml:space="preserve">B) 72g </w:t>
       </w:r>
       <w:r>
-        <w:br w:type="textWrapping"/>
+        <w:br/>
       </w:r>
     </w:p>
     <w:p>
@@ -337,7 +326,7 @@
         <w:t xml:space="preserve">C) 54g </w:t>
       </w:r>
       <w:r>
-        <w:br w:type="textWrapping"/>
+        <w:br/>
       </w:r>
     </w:p>
     <w:p>
@@ -367,6 +356,7 @@
     </w:p>
     <w:p>
       <w:r>
+        <w:lastRenderedPageBreak/>
         <w:t>:ExplanationC:  Here is the Explanation for C</w:t>
       </w:r>
     </w:p>
@@ -453,7 +443,7 @@
         <w:t xml:space="preserve"> that contain 1mole of oxygen atom </w:t>
       </w:r>
       <w:r>
-        <w:br w:type="textWrapping"/>
+        <w:br/>
       </w:r>
     </w:p>
     <w:p>
@@ -461,7 +451,7 @@
         <w:t xml:space="preserve">A) 2 moles </w:t>
       </w:r>
       <w:r>
-        <w:br w:type="textWrapping"/>
+        <w:br/>
       </w:r>
     </w:p>
     <w:p>
@@ -469,7 +459,7 @@
         <w:t xml:space="preserve">B) 0.25 moles </w:t>
       </w:r>
       <w:r>
-        <w:br w:type="textWrapping"/>
+        <w:br/>
       </w:r>
     </w:p>
     <w:p>
@@ -477,7 +467,7 @@
         <w:t xml:space="preserve">C) 0.5 moles </w:t>
       </w:r>
       <w:r>
-        <w:br w:type="textWrapping"/>
+        <w:br/>
       </w:r>
     </w:p>
     <w:p>
@@ -549,6 +539,7 @@
     </w:p>
     <w:p>
       <w:r>
+        <w:lastRenderedPageBreak/>
         <w:t>A:)1</w:t>
       </w:r>
     </w:p>
@@ -611,7 +602,7 @@
         <w:t xml:space="preserve"> which contains 8.0 goxygen IS </w:t>
       </w:r>
       <w:r>
-        <w:br w:type="textWrapping"/>
+        <w:br/>
       </w:r>
     </w:p>
     <w:p>
@@ -619,7 +610,7 @@
         <w:t xml:space="preserve">A) 1.0 mole </w:t>
       </w:r>
       <w:r>
-        <w:br w:type="textWrapping"/>
+        <w:br/>
       </w:r>
     </w:p>
     <w:p>
@@ -627,7 +618,7 @@
         <w:t xml:space="preserve">B) 0.50 mole </w:t>
       </w:r>
       <w:r>
-        <w:br w:type="textWrapping"/>
+        <w:br/>
       </w:r>
     </w:p>
     <w:p>
@@ -635,7 +626,7 @@
         <w:t xml:space="preserve">C) 0.25m01e </w:t>
       </w:r>
       <w:r>
-        <w:br w:type="textWrapping"/>
+        <w:br/>
       </w:r>
     </w:p>
     <w:p>
@@ -683,7 +674,7 @@
         <w:t xml:space="preserve">Q:) How many moles of neutron are present in one mole of heavy water </w:t>
       </w:r>
       <w:r>
-        <w:br w:type="textWrapping"/>
+        <w:br/>
       </w:r>
     </w:p>
     <w:p>
@@ -691,7 +682,7 @@
         <w:t xml:space="preserve">A) 18 </w:t>
       </w:r>
       <w:r>
-        <w:br w:type="textWrapping"/>
+        <w:br/>
       </w:r>
     </w:p>
     <w:p>
@@ -701,6 +692,7 @@
     </w:p>
     <w:p>
       <w:r>
+        <w:lastRenderedPageBreak/>
         <w:t xml:space="preserve"> </w:t>
       </w:r>
     </w:p>
@@ -709,7 +701,7 @@
         <w:t xml:space="preserve">C) 10 </w:t>
       </w:r>
       <w:r>
-        <w:br w:type="textWrapping"/>
+        <w:br/>
       </w:r>
     </w:p>
     <w:p>
@@ -757,7 +749,7 @@
         <w:t xml:space="preserve">Q:) The number of moles of CO which contains 8g of oxygen </w:t>
       </w:r>
       <w:r>
-        <w:br w:type="textWrapping"/>
+        <w:br/>
       </w:r>
     </w:p>
     <w:p>
@@ -765,7 +757,7 @@
         <w:t xml:space="preserve">A) 0.25 moles </w:t>
       </w:r>
       <w:r>
-        <w:br w:type="textWrapping"/>
+        <w:br/>
       </w:r>
     </w:p>
     <w:p>
@@ -773,7 +765,7 @@
         <w:t xml:space="preserve">B) 0.5 moles </w:t>
       </w:r>
       <w:r>
-        <w:br w:type="textWrapping"/>
+        <w:br/>
       </w:r>
     </w:p>
     <w:p>
@@ -781,7 +773,7 @@
         <w:t xml:space="preserve">C) 1.0 moles </w:t>
       </w:r>
       <w:r>
-        <w:br w:type="textWrapping"/>
+        <w:br/>
       </w:r>
     </w:p>
     <w:p>
@@ -824,7 +816,7 @@
         <w:t xml:space="preserve">Q:) For a reaction A + 2B → C. The amount of C formed by starting the reaction with 3 moles of A and 4 moles of B: </w:t>
       </w:r>
       <w:r>
-        <w:br w:type="textWrapping"/>
+        <w:br/>
       </w:r>
     </w:p>
     <w:p>
@@ -832,15 +824,16 @@
         <w:t xml:space="preserve">A) 2 moles </w:t>
       </w:r>
       <w:r>
-        <w:br w:type="textWrapping"/>
-      </w:r>
-    </w:p>
-    <w:p>
-      <w:r>
+        <w:br/>
+      </w:r>
+    </w:p>
+    <w:p>
+      <w:r>
+        <w:lastRenderedPageBreak/>
         <w:t xml:space="preserve">B) 3 moles </w:t>
       </w:r>
       <w:r>
-        <w:br w:type="textWrapping"/>
+        <w:br/>
       </w:r>
     </w:p>
     <w:p>
@@ -848,7 +841,7 @@
         <w:t xml:space="preserve">C) 4 moles </w:t>
       </w:r>
       <w:r>
-        <w:br w:type="textWrapping"/>
+        <w:br/>
       </w:r>
     </w:p>
     <w:p>
@@ -891,7 +884,22 @@
         <w:t xml:space="preserve">Q:) Choose the correct option regarding number of particles associated with one mole of a substance: </w:t>
       </w:r>
       <w:r>
-        <w:br w:type="textWrapping"/>
+        <w:fldChar w:fldCharType="begin"/>
+      </w:r>
+      <w:r>
+        <w:rPr>
+          <w:lang w:val="en-US"/>
+        </w:rPr>
+        <w:instrText xml:space="preserve"> eq \f(1,2) </w:instrText>
+      </w:r>
+      <w:r>
+        <w:fldChar w:fldCharType="separate"/>
+      </w:r>
+      <w:r>
+        <w:fldChar w:fldCharType="end"/>
+      </w:r>
+      <w:r>
+        <w:br/>
       </w:r>
     </w:p>
     <w:p>
@@ -908,7 +916,7 @@
         <w:t xml:space="preserve"> </w:t>
       </w:r>
       <w:r>
-        <w:br w:type="textWrapping"/>
+        <w:br/>
       </w:r>
     </w:p>
     <w:p>
@@ -925,7 +933,7 @@
         <w:t xml:space="preserve"> </w:t>
       </w:r>
       <w:r>
-        <w:br w:type="textWrapping"/>
+        <w:br/>
       </w:r>
     </w:p>
     <w:p>
@@ -942,7 +950,7 @@
         <w:t xml:space="preserve"> </w:t>
       </w:r>
       <w:r>
-        <w:br w:type="textWrapping"/>
+        <w:br/>
       </w:r>
     </w:p>
     <w:p>
@@ -1008,15 +1016,16 @@
         <w:t xml:space="preserve"> (Mr = 44 amu)? </w:t>
       </w:r>
       <w:r>
-        <w:br w:type="textWrapping"/>
-      </w:r>
-    </w:p>
-    <w:p>
-      <w:r>
+        <w:br/>
+      </w:r>
+    </w:p>
+    <w:p>
+      <w:r>
+        <w:lastRenderedPageBreak/>
         <w:t xml:space="preserve">A) 0.01 mol </w:t>
       </w:r>
       <w:r>
-        <w:br w:type="textWrapping"/>
+        <w:br/>
       </w:r>
     </w:p>
     <w:p>
@@ -1024,7 +1033,7 @@
         <w:t xml:space="preserve">B) 0.1 mol </w:t>
       </w:r>
       <w:r>
-        <w:br w:type="textWrapping"/>
+        <w:br/>
       </w:r>
     </w:p>
     <w:p>
@@ -1032,7 +1041,7 @@
         <w:t xml:space="preserve">C) 0.001 mol </w:t>
       </w:r>
       <w:r>
-        <w:br w:type="textWrapping"/>
+        <w:br/>
       </w:r>
     </w:p>
     <w:p>
@@ -1093,7 +1102,7 @@
         <w:t xml:space="preserve"> has the mass (Ar, Mg = 24=32 O =16) </w:t>
       </w:r>
       <w:r>
-        <w:br w:type="textWrapping"/>
+        <w:br/>
       </w:r>
     </w:p>
     <w:p>
@@ -1101,7 +1110,7 @@
         <w:t xml:space="preserve">A) 0.1lg </w:t>
       </w:r>
       <w:r>
-        <w:br w:type="textWrapping"/>
+        <w:br/>
       </w:r>
     </w:p>
     <w:p>
@@ -1109,7 +1118,7 @@
         <w:t xml:space="preserve">B) 0.12g </w:t>
       </w:r>
       <w:r>
-        <w:br w:type="textWrapping"/>
+        <w:br/>
       </w:r>
     </w:p>
     <w:p>
@@ -1117,7 +1126,7 @@
         <w:t xml:space="preserve">C) 0.13g </w:t>
       </w:r>
       <w:r>
-        <w:br w:type="textWrapping"/>
+        <w:br/>
       </w:r>
     </w:p>
     <w:p>
@@ -1160,7 +1169,7 @@
         <w:t xml:space="preserve">Q:) How many moles of oxygen are needed for the complete combustion of two moles of butane? </w:t>
       </w:r>
       <w:r>
-        <w:br w:type="textWrapping"/>
+        <w:br/>
       </w:r>
     </w:p>
     <w:p>
@@ -1170,6 +1179,7 @@
     </w:p>
     <w:p>
       <w:r>
+        <w:lastRenderedPageBreak/>
         <w:t>B:)8</w:t>
       </w:r>
     </w:p>
@@ -1245,7 +1255,7 @@
         <w:t>)</w:t>
       </w:r>
       <w:r>
-        <w:br w:type="textWrapping"/>
+        <w:br/>
       </w:r>
     </w:p>
     <w:p>
@@ -1253,7 +1263,7 @@
         <w:t xml:space="preserve">A) 7.0 moles of water </w:t>
       </w:r>
       <w:r>
-        <w:br w:type="textWrapping"/>
+        <w:br/>
       </w:r>
     </w:p>
     <w:p>
@@ -1261,7 +1271,7 @@
         <w:t xml:space="preserve">B) 6.0 moles of water </w:t>
       </w:r>
       <w:r>
-        <w:br w:type="textWrapping"/>
+        <w:br/>
       </w:r>
     </w:p>
     <w:p>
@@ -1269,7 +1279,7 @@
         <w:t xml:space="preserve">C) 5.0 moles of water </w:t>
       </w:r>
       <w:r>
-        <w:br w:type="textWrapping"/>
+        <w:br/>
       </w:r>
     </w:p>
     <w:p>
@@ -1317,7 +1327,7 @@
         <w:t xml:space="preserve">Q:) 1 mole of ethanol and 1 mole of ethane have an equal: </w:t>
       </w:r>
       <w:r>
-        <w:br w:type="textWrapping"/>
+        <w:br/>
       </w:r>
     </w:p>
     <w:p>
@@ -1325,7 +1335,7 @@
         <w:t xml:space="preserve">A) Number of molecules </w:t>
       </w:r>
       <w:r>
-        <w:br w:type="textWrapping"/>
+        <w:br/>
       </w:r>
     </w:p>
     <w:p>
@@ -1333,15 +1343,16 @@
         <w:t xml:space="preserve">B) Number of electrons </w:t>
       </w:r>
       <w:r>
-        <w:br w:type="textWrapping"/>
-      </w:r>
-    </w:p>
-    <w:p>
-      <w:r>
+        <w:br/>
+      </w:r>
+    </w:p>
+    <w:p>
+      <w:r>
+        <w:lastRenderedPageBreak/>
         <w:t xml:space="preserve">C) Number of atoms </w:t>
       </w:r>
       <w:r>
-        <w:br w:type="textWrapping"/>
+        <w:br/>
       </w:r>
     </w:p>
     <w:p>
@@ -1386,8 +1397,11 @@
     </w:p>
     <w:p>
       <w:r>
+        <w:rPr>
+          <w:noProof/>
+        </w:rPr>
         <w:drawing>
-          <wp:inline distT="0" distB="0" distL="0" distR="0">
+          <wp:inline distT="0" distB="0" distL="0" distR="0" wp14:anchorId="78A6B1AF" wp14:editId="2DFB6CED">
             <wp:extent cx="5731510" cy="2564130"/>
             <wp:effectExtent l="0" t="0" r="0" b="0"/>
             <wp:docPr id="1021160779" name="Picture 4" descr="A paper with text and numbers&#10;&#10;AI-generated content may be incorrect."/>
@@ -1491,6 +1505,7 @@
     </w:p>
     <w:p>
       <w:r>
+        <w:lastRenderedPageBreak/>
         <w:t>:ExplanationD:  Here is the Explanation for D</w:t>
       </w:r>
     </w:p>
@@ -1499,7 +1514,7 @@
         <w:t xml:space="preserve">Q:) The atomic mass, formula mass and molecular mass of a substance expressed in grams is called mole. Which one of the following statements is incorrect about mole? </w:t>
       </w:r>
       <w:r>
-        <w:br w:type="textWrapping"/>
+        <w:br/>
       </w:r>
     </w:p>
     <w:p>
@@ -1507,7 +1522,7 @@
         <w:t xml:space="preserve">A) I mol of N= 14g </w:t>
       </w:r>
       <w:r>
-        <w:br w:type="textWrapping"/>
+        <w:br/>
       </w:r>
     </w:p>
     <w:p>
@@ -1515,7 +1530,7 @@
         <w:t xml:space="preserve">B) I mol of NaCl= 1 mol of ions </w:t>
       </w:r>
       <w:r>
-        <w:br w:type="textWrapping"/>
+        <w:br/>
       </w:r>
     </w:p>
     <w:p>
@@ -1532,7 +1547,7 @@
         <w:t xml:space="preserve"> = 17g </w:t>
       </w:r>
       <w:r>
-        <w:br w:type="textWrapping"/>
+        <w:br/>
       </w:r>
     </w:p>
     <w:p>
@@ -1584,7 +1599,7 @@
         <w:t xml:space="preserve">Q:) Which of the following is not true for a mole? </w:t>
       </w:r>
       <w:r>
-        <w:br w:type="textWrapping"/>
+        <w:br/>
       </w:r>
     </w:p>
     <w:p>
@@ -1592,7 +1607,7 @@
         <w:t xml:space="preserve">A) It is a counting unit </w:t>
       </w:r>
       <w:r>
-        <w:br w:type="textWrapping"/>
+        <w:br/>
       </w:r>
     </w:p>
     <w:p>
@@ -1609,7 +1624,7 @@
         <w:t xml:space="preserve"> particles </w:t>
       </w:r>
       <w:r>
-        <w:br w:type="textWrapping"/>
+        <w:br/>
       </w:r>
     </w:p>
     <w:p>
@@ -1617,7 +1632,7 @@
         <w:t xml:space="preserve">C) It contains different number of particles for different substances </w:t>
       </w:r>
       <w:r>
-        <w:br w:type="textWrapping"/>
+        <w:br/>
       </w:r>
     </w:p>
     <w:p>
@@ -1657,10 +1672,11 @@
     </w:p>
     <w:p>
       <w:r>
+        <w:lastRenderedPageBreak/>
         <w:t xml:space="preserve">Q:) One mole of propane has the same: </w:t>
       </w:r>
       <w:r>
-        <w:br w:type="textWrapping"/>
+        <w:br/>
       </w:r>
     </w:p>
     <w:p>
@@ -1677,7 +1693,7 @@
         <w:t xml:space="preserve">) </w:t>
       </w:r>
       <w:r>
-        <w:br w:type="textWrapping"/>
+        <w:br/>
       </w:r>
     </w:p>
     <w:p>
@@ -1703,7 +1719,7 @@
         <w:t xml:space="preserve">) </w:t>
       </w:r>
       <w:r>
-        <w:br w:type="textWrapping"/>
+        <w:br/>
       </w:r>
     </w:p>
     <w:p>
@@ -1729,7 +1745,7 @@
         <w:t xml:space="preserve">) </w:t>
       </w:r>
       <w:r>
-        <w:br w:type="textWrapping"/>
+        <w:br/>
       </w:r>
     </w:p>
     <w:p>
@@ -1790,7 +1806,7 @@
         <w:t xml:space="preserve">Q:) For a reaction A +2B → C . The amount of C formed by starting the reaction with 3 moles of A and 4 moles of B: </w:t>
       </w:r>
       <w:r>
-        <w:br w:type="textWrapping"/>
+        <w:br/>
       </w:r>
     </w:p>
     <w:p>
@@ -1798,7 +1814,7 @@
         <w:t xml:space="preserve">A) 2 moles </w:t>
       </w:r>
       <w:r>
-        <w:br w:type="textWrapping"/>
+        <w:br/>
       </w:r>
     </w:p>
     <w:p>
@@ -1806,7 +1822,7 @@
         <w:t xml:space="preserve">B) 3 moles </w:t>
       </w:r>
       <w:r>
-        <w:br w:type="textWrapping"/>
+        <w:br/>
       </w:r>
     </w:p>
     <w:p>
@@ -1814,7 +1830,7 @@
         <w:t xml:space="preserve">C) 4 moles </w:t>
       </w:r>
       <w:r>
-        <w:br w:type="textWrapping"/>
+        <w:br/>
       </w:r>
     </w:p>
     <w:p>
@@ -1854,6 +1870,7 @@
     </w:p>
     <w:p>
       <w:r>
+        <w:lastRenderedPageBreak/>
         <w:t>Q:) 2.4 x 10</w:t>
       </w:r>
       <w:r>
@@ -1884,7 +1901,7 @@
         <w:t xml:space="preserve">): </w:t>
       </w:r>
       <w:r>
-        <w:br w:type="textWrapping"/>
+        <w:br/>
       </w:r>
     </w:p>
     <w:p>
@@ -1892,7 +1909,7 @@
         <w:t xml:space="preserve">A) 2.0 moles of ethanol </w:t>
       </w:r>
       <w:r>
-        <w:br w:type="textWrapping"/>
+        <w:br/>
       </w:r>
     </w:p>
     <w:p>
@@ -1900,7 +1917,7 @@
         <w:t xml:space="preserve">B) 3.0 moles of ethanol </w:t>
       </w:r>
       <w:r>
-        <w:br w:type="textWrapping"/>
+        <w:br/>
       </w:r>
     </w:p>
     <w:p>
@@ -1908,7 +1925,7 @@
         <w:t xml:space="preserve">C) 4.0 moles of ethanol </w:t>
       </w:r>
       <w:r>
-        <w:br w:type="textWrapping"/>
+        <w:br/>
       </w:r>
     </w:p>
     <w:p>
@@ -1969,7 +1986,7 @@
         <w:t xml:space="preserve">): </w:t>
       </w:r>
       <w:r>
-        <w:br w:type="textWrapping"/>
+        <w:br/>
       </w:r>
     </w:p>
     <w:p>
@@ -2064,11 +2081,12 @@
         <w:t xml:space="preserve">Q:) Identify the incorrect statement: </w:t>
       </w:r>
       <w:r>
-        <w:br w:type="textWrapping"/>
-      </w:r>
-    </w:p>
-    <w:p>
-      <w:r>
+        <w:br/>
+      </w:r>
+    </w:p>
+    <w:p>
+      <w:r>
+        <w:lastRenderedPageBreak/>
         <w:t>A) One mole of an ideal gas at STP occupies volume 22.4 dm</w:t>
       </w:r>
       <w:r>
@@ -2081,7 +2099,7 @@
         <w:t xml:space="preserve"> </w:t>
       </w:r>
       <w:r>
-        <w:br w:type="textWrapping"/>
+        <w:br/>
       </w:r>
     </w:p>
     <w:p>
@@ -2098,7 +2116,7 @@
         <w:t xml:space="preserve"> </w:t>
       </w:r>
       <w:r>
-        <w:br w:type="textWrapping"/>
+        <w:br/>
       </w:r>
     </w:p>
     <w:p>
@@ -2115,7 +2133,7 @@
         <w:t xml:space="preserve"> of different gases at STP has same number of molecules </w:t>
       </w:r>
       <w:r>
-        <w:br w:type="textWrapping"/>
+        <w:br/>
       </w:r>
     </w:p>
     <w:p>
@@ -2176,7 +2194,7 @@
         <w:t xml:space="preserve"> which contains 16g of oxygen is: </w:t>
       </w:r>
       <w:r>
-        <w:br w:type="textWrapping"/>
+        <w:br/>
       </w:r>
     </w:p>
     <w:p>
@@ -2184,7 +2202,7 @@
         <w:t xml:space="preserve">A) 0.25 </w:t>
       </w:r>
       <w:r>
-        <w:br w:type="textWrapping"/>
+        <w:br/>
       </w:r>
     </w:p>
     <w:p>
@@ -2192,7 +2210,7 @@
         <w:t xml:space="preserve">B) 0.5 </w:t>
       </w:r>
       <w:r>
-        <w:br w:type="textWrapping"/>
+        <w:br/>
       </w:r>
     </w:p>
     <w:p>
@@ -2200,7 +2218,7 @@
         <w:t xml:space="preserve">C) 1.0 </w:t>
       </w:r>
       <w:r>
-        <w:br w:type="textWrapping"/>
+        <w:br/>
       </w:r>
     </w:p>
     <w:p>
@@ -2250,8 +2268,12 @@
     </w:p>
     <w:p>
       <w:r>
+        <w:rPr>
+          <w:noProof/>
+        </w:rPr>
+        <w:lastRenderedPageBreak/>
         <w:drawing>
-          <wp:inline distT="0" distB="0" distL="0" distR="0">
+          <wp:inline distT="0" distB="0" distL="0" distR="0" wp14:anchorId="218E9EBC" wp14:editId="776C5594">
             <wp:extent cx="4556760" cy="2263140"/>
             <wp:effectExtent l="0" t="0" r="0" b="0"/>
             <wp:docPr id="979017565" name="Picture 3" descr="A white paper with black text&#10;&#10;AI-generated content may be incorrect."/>
@@ -2368,7 +2390,7 @@
         <w:t xml:space="preserve">Q:) The octane present in gasoline burns according to the following equation: </w:t>
       </w:r>
       <w:r>
-        <w:br w:type="textWrapping"/>
+        <w:br/>
       </w:r>
     </w:p>
     <w:p>
@@ -2421,7 +2443,7 @@
         <w:t xml:space="preserve">O </w:t>
       </w:r>
       <w:r>
-        <w:br w:type="textWrapping"/>
+        <w:br/>
       </w:r>
     </w:p>
     <w:p>
@@ -2438,7 +2460,7 @@
         <w:t xml:space="preserve"> can be produced from one mole of octane? </w:t>
       </w:r>
       <w:r>
-        <w:br w:type="textWrapping"/>
+        <w:br/>
       </w:r>
     </w:p>
     <w:p>
@@ -2463,6 +2485,7 @@
     </w:p>
     <w:p>
       <w:r>
+        <w:lastRenderedPageBreak/>
         <w:t xml:space="preserve">:Correct: B </w:t>
       </w:r>
     </w:p>
@@ -2496,7 +2519,7 @@
         <w:t xml:space="preserve">Q:) Which of the following reaction mixtures could produce the greatest amount of product when they combine according to the reaction gives below? </w:t>
       </w:r>
       <w:r>
-        <w:br w:type="textWrapping"/>
+        <w:br/>
       </w:r>
     </w:p>
     <w:p>
@@ -2531,7 +2554,7 @@
         <w:t xml:space="preserve">(g) </w:t>
       </w:r>
       <w:r>
-        <w:br w:type="textWrapping"/>
+        <w:br/>
       </w:r>
     </w:p>
     <w:p>
@@ -2557,7 +2580,7 @@
         <w:t xml:space="preserve"> </w:t>
       </w:r>
       <w:r>
-        <w:br w:type="textWrapping"/>
+        <w:br/>
       </w:r>
     </w:p>
     <w:p>
@@ -2583,7 +2606,7 @@
         <w:t xml:space="preserve"> </w:t>
       </w:r>
       <w:r>
-        <w:br w:type="textWrapping"/>
+        <w:br/>
       </w:r>
     </w:p>
     <w:p>
@@ -2609,7 +2632,7 @@
         <w:t xml:space="preserve"> </w:t>
       </w:r>
       <w:r>
-        <w:br w:type="textWrapping"/>
+        <w:br/>
       </w:r>
     </w:p>
     <w:p>
@@ -2652,7 +2675,7 @@
         <w:t xml:space="preserve">Q:) 1 mole of diamond chain and 1 mole of gold ring has same number of: </w:t>
       </w:r>
       <w:r>
-        <w:br w:type="textWrapping"/>
+        <w:br/>
       </w:r>
     </w:p>
     <w:p>
@@ -2660,7 +2683,7 @@
         <w:t xml:space="preserve">A) Atoms </w:t>
       </w:r>
       <w:r>
-        <w:br w:type="textWrapping"/>
+        <w:br/>
       </w:r>
     </w:p>
     <w:p>
@@ -2668,7 +2691,7 @@
         <w:t xml:space="preserve">B) Protons </w:t>
       </w:r>
       <w:r>
-        <w:br w:type="textWrapping"/>
+        <w:br/>
       </w:r>
     </w:p>
     <w:p>
@@ -2676,11 +2699,12 @@
         <w:t xml:space="preserve">C) Electrons </w:t>
       </w:r>
       <w:r>
-        <w:br w:type="textWrapping"/>
-      </w:r>
-    </w:p>
-    <w:p>
-      <w:r>
+        <w:br/>
+      </w:r>
+    </w:p>
+    <w:p>
+      <w:r>
+        <w:lastRenderedPageBreak/>
         <w:t xml:space="preserve">D) Neutrons </w:t>
       </w:r>
     </w:p>
@@ -2779,7 +2803,7 @@
         <w:t xml:space="preserve">Q:) Four moles of each of hydrogen and oxygen are allowed to react. How much water will be formed? </w:t>
       </w:r>
       <w:r>
-        <w:br w:type="textWrapping"/>
+        <w:br/>
       </w:r>
     </w:p>
     <w:p>
@@ -2787,7 +2811,7 @@
         <w:t xml:space="preserve">A) 36g </w:t>
       </w:r>
       <w:r>
-        <w:br w:type="textWrapping"/>
+        <w:br/>
       </w:r>
     </w:p>
     <w:p>
@@ -2795,7 +2819,7 @@
         <w:t xml:space="preserve">B) 72g </w:t>
       </w:r>
       <w:r>
-        <w:br w:type="textWrapping"/>
+        <w:br/>
       </w:r>
     </w:p>
     <w:p>
@@ -2803,7 +2827,7 @@
         <w:t xml:space="preserve">C) 54g </w:t>
       </w:r>
       <w:r>
-        <w:br w:type="textWrapping"/>
+        <w:br/>
       </w:r>
     </w:p>
     <w:p>
@@ -2823,6 +2847,7 @@
     </w:p>
     <w:p>
       <w:r>
+        <w:lastRenderedPageBreak/>
         <w:t>:ExplanationA: Here is the Explanation for A</w:t>
       </w:r>
     </w:p>
@@ -2846,7 +2871,7 @@
         <w:t xml:space="preserve">Q:) 0.72 moles of each aluminium and oxygen react with each other to produce aluminium oxide. The amount of product formed is: </w:t>
       </w:r>
       <w:r>
-        <w:br w:type="textWrapping"/>
+        <w:br/>
       </w:r>
     </w:p>
     <w:p>
@@ -2854,7 +2879,7 @@
         <w:t xml:space="preserve">A) 0.36 mole </w:t>
       </w:r>
       <w:r>
-        <w:br w:type="textWrapping"/>
+        <w:br/>
       </w:r>
     </w:p>
     <w:p>
@@ -2862,7 +2887,7 @@
         <w:t xml:space="preserve">B) 0.48 mole </w:t>
       </w:r>
       <w:r>
-        <w:br w:type="textWrapping"/>
+        <w:br/>
       </w:r>
     </w:p>
     <w:p>
@@ -2870,7 +2895,7 @@
         <w:t xml:space="preserve">C) 0.54 mole </w:t>
       </w:r>
       <w:r>
-        <w:br w:type="textWrapping"/>
+        <w:br/>
       </w:r>
     </w:p>
     <w:p>
@@ -2945,7 +2970,7 @@
         <w:t xml:space="preserve">0H) is: </w:t>
       </w:r>
       <w:r>
-        <w:br w:type="textWrapping"/>
+        <w:br/>
       </w:r>
     </w:p>
     <w:p>
@@ -2953,7 +2978,7 @@
         <w:t xml:space="preserve">A) 9.6g </w:t>
       </w:r>
       <w:r>
-        <w:br w:type="textWrapping"/>
+        <w:br/>
       </w:r>
     </w:p>
     <w:p>
@@ -2961,7 +2986,7 @@
         <w:t xml:space="preserve">B) 4.3g </w:t>
       </w:r>
       <w:r>
-        <w:br w:type="textWrapping"/>
+        <w:br/>
       </w:r>
     </w:p>
     <w:p>
@@ -2969,7 +2994,7 @@
         <w:t xml:space="preserve">C) 19.2g </w:t>
       </w:r>
       <w:r>
-        <w:br w:type="textWrapping"/>
+        <w:br/>
       </w:r>
     </w:p>
     <w:p>
@@ -2989,6 +3014,7 @@
     </w:p>
     <w:p>
       <w:r>
+        <w:lastRenderedPageBreak/>
         <w:t>:ExplanationA: Here is the Explanation for A</w:t>
       </w:r>
     </w:p>
@@ -3035,7 +3061,7 @@
         <w:t xml:space="preserve"> is: </w:t>
       </w:r>
       <w:r>
-        <w:br w:type="textWrapping"/>
+        <w:br/>
       </w:r>
     </w:p>
     <w:p>
@@ -3043,7 +3069,7 @@
         <w:t xml:space="preserve">A) 200 </w:t>
       </w:r>
       <w:r>
-        <w:br w:type="textWrapping"/>
+        <w:br/>
       </w:r>
     </w:p>
     <w:p>
@@ -3051,7 +3077,7 @@
         <w:t xml:space="preserve">B) 100 </w:t>
       </w:r>
       <w:r>
-        <w:br w:type="textWrapping"/>
+        <w:br/>
       </w:r>
     </w:p>
     <w:p>
@@ -3059,7 +3085,7 @@
         <w:t xml:space="preserve">C) 400 </w:t>
       </w:r>
       <w:r>
-        <w:br w:type="textWrapping"/>
+        <w:br/>
       </w:r>
     </w:p>
     <w:p>
@@ -3117,16 +3143,16 @@
     <w:sectPr>
       <w:pgSz w:w="11906" w:h="16838"/>
       <w:pgMar w:top="1440" w:right="1440" w:bottom="1440" w:left="1440" w:header="708" w:footer="708" w:gutter="0"/>
-      <w:cols w:space="708" w:num="1"/>
-      <w:docGrid w:linePitch="360" w:charSpace="0"/>
+      <w:cols w:space="708"/>
+      <w:docGrid w:linePitch="360"/>
     </w:sectPr>
   </w:body>
 </w:document>
 </file>
 
 <file path=word/endnotes.xml><?xml version="1.0" encoding="utf-8"?>
-<w:endnotes xmlns:wpc="http://schemas.microsoft.com/office/word/2010/wordprocessingCanvas" xmlns:mc="http://schemas.openxmlformats.org/markup-compatibility/2006" xmlns:o="urn:schemas-microsoft-com:office:office" xmlns:r="http://schemas.openxmlformats.org/officeDocument/2006/relationships" xmlns:m="http://schemas.openxmlformats.org/officeDocument/2006/math" xmlns:v="urn:schemas-microsoft-com:vml" xmlns:wp14="http://schemas.microsoft.com/office/word/2010/wordprocessingDrawing" xmlns:wp="http://schemas.openxmlformats.org/drawingml/2006/wordprocessingDrawing" xmlns:w="http://schemas.openxmlformats.org/wordprocessingml/2006/main" xmlns:w14="http://schemas.microsoft.com/office/word/2010/wordml" xmlns:w15="http://schemas.microsoft.com/office/word/2012/wordml" xmlns:w10="urn:schemas-microsoft-com:office:word" xmlns:wpg="http://schemas.microsoft.com/office/word/2010/wordprocessingGroup" xmlns:wpi="http://schemas.microsoft.com/office/word/2010/wordprocessingInk" xmlns:wne="http://schemas.microsoft.com/office/word/2006/wordml" xmlns:wps="http://schemas.microsoft.com/office/word/2010/wordprocessingShape" xmlns:wpsCustomData="http://www.wps.cn/officeDocument/2013/wpsCustomData" mc:Ignorable="w14 w15 wp14">
-  <w:endnote w:type="separator" w:id="0">
+<w:endnotes xmlns:wpc="http://schemas.microsoft.com/office/word/2010/wordprocessingCanvas" xmlns:cx="http://schemas.microsoft.com/office/drawing/2014/chartex" xmlns:cx1="http://schemas.microsoft.com/office/drawing/2015/9/8/chartex" xmlns:cx2="http://schemas.microsoft.com/office/drawing/2015/10/21/chartex" xmlns:cx3="http://schemas.microsoft.com/office/drawing/2016/5/9/chartex" xmlns:cx4="http://schemas.microsoft.com/office/drawing/2016/5/10/chartex" xmlns:cx5="http://schemas.microsoft.com/office/drawing/2016/5/11/chartex" xmlns:cx6="http://schemas.microsoft.com/office/drawing/2016/5/12/chartex" xmlns:cx7="http://schemas.microsoft.com/office/drawing/2016/5/13/chartex" xmlns:cx8="http://schemas.microsoft.com/office/drawing/2016/5/14/chartex" xmlns:mc="http://schemas.openxmlformats.org/markup-compatibility/2006" xmlns:aink="http://schemas.microsoft.com/office/drawing/2016/ink" xmlns:am3d="http://schemas.microsoft.com/office/drawing/2017/model3d" xmlns:o="urn:schemas-microsoft-com:office:office" xmlns:oel="http://schemas.microsoft.com/office/2019/extlst" xmlns:r="http://schemas.openxmlformats.org/officeDocument/2006/relationships" xmlns:m="http://schemas.openxmlformats.org/officeDocument/2006/math" xmlns:v="urn:schemas-microsoft-com:vml" xmlns:wp14="http://schemas.microsoft.com/office/word/2010/wordprocessingDrawing" xmlns:wp="http://schemas.openxmlformats.org/drawingml/2006/wordprocessingDrawing" xmlns:w10="urn:schemas-microsoft-com:office:word" xmlns:w="http://schemas.openxmlformats.org/wordprocessingml/2006/main" xmlns:w14="http://schemas.microsoft.com/office/word/2010/wordml" xmlns:w15="http://schemas.microsoft.com/office/word/2012/wordml" xmlns:w16cex="http://schemas.microsoft.com/office/word/2018/wordml/cex" xmlns:w16cid="http://schemas.microsoft.com/office/word/2016/wordml/cid" xmlns:w16="http://schemas.microsoft.com/office/word/2018/wordml" xmlns:w16du="http://schemas.microsoft.com/office/word/2023/wordml/word16du" xmlns:w16sdtdh="http://schemas.microsoft.com/office/word/2020/wordml/sdtdatahash" xmlns:w16sdtfl="http://schemas.microsoft.com/office/word/2024/wordml/sdtformatlock" xmlns:w16se="http://schemas.microsoft.com/office/word/2015/wordml/symex" xmlns:wpg="http://schemas.microsoft.com/office/word/2010/wordprocessingGroup" xmlns:wpi="http://schemas.microsoft.com/office/word/2010/wordprocessingInk" xmlns:wne="http://schemas.microsoft.com/office/word/2006/wordml" xmlns:wps="http://schemas.microsoft.com/office/word/2010/wordprocessingShape" mc:Ignorable="w14 w15 w16se w16cid w16 w16cex w16sdtdh w16sdtfl w16du wp14">
+  <w:endnote w:type="separator" w:id="-1">
     <w:p>
       <w:pPr>
         <w:spacing w:line="240" w:lineRule="auto"/>
@@ -3136,7 +3162,7 @@
       </w:r>
     </w:p>
   </w:endnote>
-  <w:endnote w:type="continuationSeparator" w:id="1">
+  <w:endnote w:type="continuationSeparator" w:id="0">
     <w:p>
       <w:pPr>
         <w:spacing w:line="240" w:lineRule="auto"/>
@@ -3150,21 +3176,21 @@
 </file>
 
 <file path=word/footnotes.xml><?xml version="1.0" encoding="utf-8"?>
-<w:footnotes xmlns:wpc="http://schemas.microsoft.com/office/word/2010/wordprocessingCanvas" xmlns:mc="http://schemas.openxmlformats.org/markup-compatibility/2006" xmlns:o="urn:schemas-microsoft-com:office:office" xmlns:r="http://schemas.openxmlformats.org/officeDocument/2006/relationships" xmlns:m="http://schemas.openxmlformats.org/officeDocument/2006/math" xmlns:v="urn:schemas-microsoft-com:vml" xmlns:wp14="http://schemas.microsoft.com/office/word/2010/wordprocessingDrawing" xmlns:wp="http://schemas.openxmlformats.org/drawingml/2006/wordprocessingDrawing" xmlns:w="http://schemas.openxmlformats.org/wordprocessingml/2006/main" xmlns:w14="http://schemas.microsoft.com/office/word/2010/wordml" xmlns:w15="http://schemas.microsoft.com/office/word/2012/wordml" xmlns:w10="urn:schemas-microsoft-com:office:word" xmlns:wpg="http://schemas.microsoft.com/office/word/2010/wordprocessingGroup" xmlns:wpi="http://schemas.microsoft.com/office/word/2010/wordprocessingInk" xmlns:wne="http://schemas.microsoft.com/office/word/2006/wordml" xmlns:wps="http://schemas.microsoft.com/office/word/2010/wordprocessingShape" xmlns:wpsCustomData="http://www.wps.cn/officeDocument/2013/wpsCustomData" mc:Ignorable="w14 w15 wp14">
-  <w:footnote w:type="separator" w:id="0">
+<w:footnotes xmlns:wpc="http://schemas.microsoft.com/office/word/2010/wordprocessingCanvas" xmlns:cx="http://schemas.microsoft.com/office/drawing/2014/chartex" xmlns:cx1="http://schemas.microsoft.com/office/drawing/2015/9/8/chartex" xmlns:cx2="http://schemas.microsoft.com/office/drawing/2015/10/21/chartex" xmlns:cx3="http://schemas.microsoft.com/office/drawing/2016/5/9/chartex" xmlns:cx4="http://schemas.microsoft.com/office/drawing/2016/5/10/chartex" xmlns:cx5="http://schemas.microsoft.com/office/drawing/2016/5/11/chartex" xmlns:cx6="http://schemas.microsoft.com/office/drawing/2016/5/12/chartex" xmlns:cx7="http://schemas.microsoft.com/office/drawing/2016/5/13/chartex" xmlns:cx8="http://schemas.microsoft.com/office/drawing/2016/5/14/chartex" xmlns:mc="http://schemas.openxmlformats.org/markup-compatibility/2006" xmlns:aink="http://schemas.microsoft.com/office/drawing/2016/ink" xmlns:am3d="http://schemas.microsoft.com/office/drawing/2017/model3d" xmlns:o="urn:schemas-microsoft-com:office:office" xmlns:oel="http://schemas.microsoft.com/office/2019/extlst" xmlns:r="http://schemas.openxmlformats.org/officeDocument/2006/relationships" xmlns:m="http://schemas.openxmlformats.org/officeDocument/2006/math" xmlns:v="urn:schemas-microsoft-com:vml" xmlns:wp14="http://schemas.microsoft.com/office/word/2010/wordprocessingDrawing" xmlns:wp="http://schemas.openxmlformats.org/drawingml/2006/wordprocessingDrawing" xmlns:w10="urn:schemas-microsoft-com:office:word" xmlns:w="http://schemas.openxmlformats.org/wordprocessingml/2006/main" xmlns:w14="http://schemas.microsoft.com/office/word/2010/wordml" xmlns:w15="http://schemas.microsoft.com/office/word/2012/wordml" xmlns:w16cex="http://schemas.microsoft.com/office/word/2018/wordml/cex" xmlns:w16cid="http://schemas.microsoft.com/office/word/2016/wordml/cid" xmlns:w16="http://schemas.microsoft.com/office/word/2018/wordml" xmlns:w16du="http://schemas.microsoft.com/office/word/2023/wordml/word16du" xmlns:w16sdtdh="http://schemas.microsoft.com/office/word/2020/wordml/sdtdatahash" xmlns:w16sdtfl="http://schemas.microsoft.com/office/word/2024/wordml/sdtformatlock" xmlns:w16se="http://schemas.microsoft.com/office/word/2015/wordml/symex" xmlns:wpg="http://schemas.microsoft.com/office/word/2010/wordprocessingGroup" xmlns:wpi="http://schemas.microsoft.com/office/word/2010/wordprocessingInk" xmlns:wne="http://schemas.microsoft.com/office/word/2006/wordml" xmlns:wps="http://schemas.microsoft.com/office/word/2010/wordprocessingShape" mc:Ignorable="w14 w15 w16se w16cid w16 w16cex w16sdtdh w16sdtfl w16du wp14">
+  <w:footnote w:type="separator" w:id="-1">
     <w:p>
       <w:pPr>
-        <w:spacing w:before="0" w:after="0" w:line="259" w:lineRule="auto"/>
+        <w:spacing w:after="0"/>
       </w:pPr>
       <w:r>
         <w:separator/>
       </w:r>
     </w:p>
   </w:footnote>
-  <w:footnote w:type="continuationSeparator" w:id="1">
+  <w:footnote w:type="continuationSeparator" w:id="0">
     <w:p>
       <w:pPr>
-        <w:spacing w:before="0" w:after="0" w:line="259" w:lineRule="auto"/>
+        <w:spacing w:after="0"/>
       </w:pPr>
       <w:r>
         <w:continuationSeparator/>
@@ -3175,291 +3201,415 @@
 </file>
 
 <file path=word/styles.xml><?xml version="1.0" encoding="utf-8"?>
-<w:styles xmlns:mc="http://schemas.openxmlformats.org/markup-compatibility/2006" xmlns:o="urn:schemas-microsoft-com:office:office" xmlns:r="http://schemas.openxmlformats.org/officeDocument/2006/relationships" xmlns:m="http://schemas.openxmlformats.org/officeDocument/2006/math" xmlns:v="urn:schemas-microsoft-com:vml" xmlns:w="http://schemas.openxmlformats.org/wordprocessingml/2006/main" xmlns:w14="http://schemas.microsoft.com/office/word/2010/wordml" xmlns:w10="urn:schemas-microsoft-com:office:word" xmlns:sl="http://schemas.openxmlformats.org/schemaLibrary/2006/main" xmlns:wpsCustomData="http://www.wps.cn/officeDocument/2013/wpsCustomData" mc:Ignorable="w14">
+<w:styles xmlns:mc="http://schemas.openxmlformats.org/markup-compatibility/2006" xmlns:r="http://schemas.openxmlformats.org/officeDocument/2006/relationships" xmlns:w="http://schemas.openxmlformats.org/wordprocessingml/2006/main" xmlns:w14="http://schemas.microsoft.com/office/word/2010/wordml" xmlns:w15="http://schemas.microsoft.com/office/word/2012/wordml" xmlns:w16cex="http://schemas.microsoft.com/office/word/2018/wordml/cex" xmlns:w16cid="http://schemas.microsoft.com/office/word/2016/wordml/cid" xmlns:w16="http://schemas.microsoft.com/office/word/2018/wordml" xmlns:w16du="http://schemas.microsoft.com/office/word/2023/wordml/word16du" xmlns:w16sdtdh="http://schemas.microsoft.com/office/word/2020/wordml/sdtdatahash" xmlns:w16sdtfl="http://schemas.microsoft.com/office/word/2024/wordml/sdtformatlock" xmlns:w16se="http://schemas.microsoft.com/office/word/2015/wordml/symex" mc:Ignorable="w14 w15 w16se w16cid w16 w16cex w16sdtdh w16sdtfl w16du">
   <w:docDefaults>
     <w:rPrDefault>
       <w:rPr>
-        <w:rFonts w:asciiTheme="minorHAnsi" w:hAnsiTheme="minorHAnsi" w:eastAsiaTheme="minorHAnsi" w:cstheme="minorBidi"/>
+        <w:rFonts w:asciiTheme="minorHAnsi" w:eastAsiaTheme="minorHAnsi" w:hAnsiTheme="minorHAnsi" w:cstheme="minorBidi"/>
+        <w:lang w:val="en-PK" w:eastAsia="en-PK" w:bidi="ar-SA"/>
       </w:rPr>
     </w:rPrDefault>
     <w:pPrDefault/>
   </w:docDefaults>
-  <w:latentStyles w:count="260" w:defQFormat="0" w:defUnhideWhenUsed="1" w:defSemiHidden="1" w:defUIPriority="99" w:defLockedState="0">
-    <w:lsdException w:qFormat="1" w:unhideWhenUsed="0" w:uiPriority="0" w:semiHidden="0" w:name="Normal"/>
-    <w:lsdException w:qFormat="1" w:unhideWhenUsed="0" w:uiPriority="9" w:semiHidden="0" w:name="heading 1"/>
-    <w:lsdException w:qFormat="1" w:uiPriority="9" w:name="heading 2"/>
-    <w:lsdException w:qFormat="1" w:uiPriority="9" w:name="heading 3"/>
-    <w:lsdException w:qFormat="1" w:uiPriority="9" w:name="heading 4"/>
-    <w:lsdException w:qFormat="1" w:uiPriority="9" w:name="heading 5"/>
-    <w:lsdException w:qFormat="1" w:uiPriority="9" w:name="heading 6"/>
-    <w:lsdException w:qFormat="1" w:uiPriority="9" w:name="heading 7"/>
-    <w:lsdException w:qFormat="1" w:uiPriority="9" w:name="heading 8"/>
-    <w:lsdException w:qFormat="1" w:uiPriority="9" w:name="heading 9"/>
-    <w:lsdException w:uiPriority="99" w:name="index 1"/>
-    <w:lsdException w:uiPriority="99" w:name="index 2"/>
-    <w:lsdException w:uiPriority="99" w:name="index 3"/>
-    <w:lsdException w:uiPriority="99" w:name="index 4"/>
-    <w:lsdException w:uiPriority="99" w:name="index 5"/>
-    <w:lsdException w:uiPriority="99" w:name="index 6"/>
-    <w:lsdException w:uiPriority="99" w:name="index 7"/>
-    <w:lsdException w:uiPriority="99" w:name="index 8"/>
-    <w:lsdException w:uiPriority="99" w:name="index 9"/>
-    <w:lsdException w:uiPriority="39" w:name="toc 1"/>
-    <w:lsdException w:uiPriority="39" w:name="toc 2"/>
-    <w:lsdException w:uiPriority="39" w:name="toc 3"/>
-    <w:lsdException w:uiPriority="39" w:name="toc 4"/>
-    <w:lsdException w:uiPriority="39" w:name="toc 5"/>
-    <w:lsdException w:uiPriority="39" w:name="toc 6"/>
-    <w:lsdException w:uiPriority="39" w:name="toc 7"/>
-    <w:lsdException w:uiPriority="39" w:name="toc 8"/>
-    <w:lsdException w:uiPriority="39" w:name="toc 9"/>
-    <w:lsdException w:uiPriority="99" w:name="Normal Indent"/>
-    <w:lsdException w:uiPriority="99" w:name="footnote text"/>
-    <w:lsdException w:uiPriority="99" w:name="annotation text"/>
-    <w:lsdException w:uiPriority="99" w:name="header"/>
-    <w:lsdException w:uiPriority="99" w:name="footer"/>
-    <w:lsdException w:uiPriority="99" w:name="index heading"/>
-    <w:lsdException w:qFormat="1" w:uiPriority="35" w:name="caption"/>
-    <w:lsdException w:uiPriority="99" w:name="table of figures"/>
-    <w:lsdException w:uiPriority="99" w:name="envelope address"/>
-    <w:lsdException w:uiPriority="99" w:name="envelope return"/>
-    <w:lsdException w:uiPriority="99" w:name="footnote reference"/>
-    <w:lsdException w:uiPriority="99" w:name="annotation reference"/>
-    <w:lsdException w:uiPriority="99" w:name="line number"/>
-    <w:lsdException w:uiPriority="99" w:name="page number"/>
-    <w:lsdException w:uiPriority="99" w:name="endnote reference"/>
-    <w:lsdException w:uiPriority="99" w:name="endnote text"/>
-    <w:lsdException w:uiPriority="99" w:name="table of authorities"/>
-    <w:lsdException w:uiPriority="99" w:name="macro"/>
-    <w:lsdException w:uiPriority="99" w:name="toa heading"/>
-    <w:lsdException w:uiPriority="99" w:name="List"/>
-    <w:lsdException w:uiPriority="99" w:name="List Bullet"/>
-    <w:lsdException w:uiPriority="99" w:name="List Number"/>
-    <w:lsdException w:uiPriority="99" w:name="List 2"/>
-    <w:lsdException w:uiPriority="99" w:name="List 3"/>
-    <w:lsdException w:uiPriority="99" w:name="List 4"/>
-    <w:lsdException w:uiPriority="99" w:name="List 5"/>
-    <w:lsdException w:uiPriority="99" w:name="List Bullet 2"/>
-    <w:lsdException w:uiPriority="99" w:name="List Bullet 3"/>
-    <w:lsdException w:uiPriority="99" w:name="List Bullet 4"/>
-    <w:lsdException w:uiPriority="99" w:name="List Bullet 5"/>
-    <w:lsdException w:uiPriority="99" w:name="List Number 2"/>
-    <w:lsdException w:uiPriority="99" w:name="List Number 3"/>
-    <w:lsdException w:uiPriority="99" w:name="List Number 4"/>
-    <w:lsdException w:uiPriority="99" w:name="List Number 5"/>
-    <w:lsdException w:qFormat="1" w:unhideWhenUsed="0" w:uiPriority="10" w:semiHidden="0" w:name="Title"/>
-    <w:lsdException w:uiPriority="99" w:name="Closing"/>
-    <w:lsdException w:uiPriority="99" w:name="Signature"/>
-    <w:lsdException w:qFormat="1" w:uiPriority="1" w:name="Default Paragraph Font"/>
-    <w:lsdException w:uiPriority="99" w:name="Body Text"/>
-    <w:lsdException w:uiPriority="99" w:name="Body Text Indent"/>
-    <w:lsdException w:uiPriority="99" w:name="List Continue"/>
-    <w:lsdException w:uiPriority="99" w:name="List Continue 2"/>
-    <w:lsdException w:uiPriority="99" w:name="List Continue 3"/>
-    <w:lsdException w:uiPriority="99" w:name="List Continue 4"/>
-    <w:lsdException w:uiPriority="99" w:name="List Continue 5"/>
-    <w:lsdException w:uiPriority="99" w:name="Message Header"/>
-    <w:lsdException w:qFormat="1" w:unhideWhenUsed="0" w:uiPriority="11" w:semiHidden="0" w:name="Subtitle"/>
-    <w:lsdException w:uiPriority="99" w:name="Salutation"/>
-    <w:lsdException w:uiPriority="99" w:name="Date"/>
-    <w:lsdException w:uiPriority="99" w:name="Body Text First Indent"/>
-    <w:lsdException w:uiPriority="99" w:name="Body Text First Indent 2"/>
-    <w:lsdException w:uiPriority="99" w:name="Note Heading"/>
-    <w:lsdException w:uiPriority="99" w:name="Body Text 2"/>
-    <w:lsdException w:uiPriority="99" w:name="Body Text 3"/>
-    <w:lsdException w:uiPriority="99" w:name="Body Text Indent 2"/>
-    <w:lsdException w:uiPriority="99" w:name="Body Text Indent 3"/>
-    <w:lsdException w:uiPriority="99" w:name="Block Text"/>
-    <w:lsdException w:uiPriority="99" w:name="Hyperlink"/>
-    <w:lsdException w:uiPriority="99" w:name="FollowedHyperlink"/>
-    <w:lsdException w:qFormat="1" w:unhideWhenUsed="0" w:uiPriority="22" w:semiHidden="0" w:name="Strong"/>
-    <w:lsdException w:qFormat="1" w:unhideWhenUsed="0" w:uiPriority="20" w:semiHidden="0" w:name="Emphasis"/>
-    <w:lsdException w:uiPriority="99" w:name="Document Map"/>
-    <w:lsdException w:uiPriority="99" w:name="Plain Text"/>
-    <w:lsdException w:uiPriority="99" w:name="E-mail Signature"/>
-    <w:lsdException w:uiPriority="99" w:name="Normal (Web)"/>
-    <w:lsdException w:uiPriority="99" w:name="HTML Acronym"/>
-    <w:lsdException w:uiPriority="99" w:name="HTML Address"/>
-    <w:lsdException w:uiPriority="99" w:name="HTML Cite"/>
-    <w:lsdException w:uiPriority="99" w:name="HTML Code"/>
-    <w:lsdException w:uiPriority="99" w:name="HTML Definition"/>
-    <w:lsdException w:uiPriority="99" w:name="HTML Keyboard"/>
-    <w:lsdException w:uiPriority="99" w:name="HTML Preformatted"/>
-    <w:lsdException w:uiPriority="99" w:name="HTML Sample"/>
-    <w:lsdException w:uiPriority="99" w:name="HTML Typewriter"/>
-    <w:lsdException w:uiPriority="99" w:name="HTML Variable"/>
-    <w:lsdException w:uiPriority="99" w:name="Normal Table"/>
-    <w:lsdException w:uiPriority="99" w:name="annotation subject"/>
-    <w:lsdException w:uiPriority="99" w:name="Table Simple 1"/>
-    <w:lsdException w:uiPriority="99" w:name="Table Simple 2"/>
-    <w:lsdException w:uiPriority="99" w:name="Table Simple 3"/>
-    <w:lsdException w:uiPriority="99" w:name="Table Classic 1"/>
-    <w:lsdException w:uiPriority="99" w:name="Table Classic 2"/>
-    <w:lsdException w:uiPriority="99" w:name="Table Classic 3"/>
-    <w:lsdException w:uiPriority="99" w:name="Table Classic 4"/>
-    <w:lsdException w:uiPriority="99" w:name="Table Colorful 1"/>
-    <w:lsdException w:uiPriority="99" w:name="Table Colorful 2"/>
-    <w:lsdException w:uiPriority="99" w:name="Table Colorful 3"/>
-    <w:lsdException w:uiPriority="99" w:name="Table Columns 1"/>
-    <w:lsdException w:uiPriority="99" w:name="Table Columns 2"/>
-    <w:lsdException w:uiPriority="99" w:name="Table Columns 3"/>
-    <w:lsdException w:uiPriority="99" w:name="Table Columns 4"/>
-    <w:lsdException w:uiPriority="99" w:name="Table Columns 5"/>
-    <w:lsdException w:uiPriority="99" w:name="Table Grid 1"/>
-    <w:lsdException w:uiPriority="99" w:name="Table Grid 2"/>
-    <w:lsdException w:uiPriority="99" w:name="Table Grid 3"/>
-    <w:lsdException w:uiPriority="99" w:name="Table Grid 4"/>
-    <w:lsdException w:uiPriority="99" w:name="Table Grid 5"/>
-    <w:lsdException w:uiPriority="99" w:name="Table Grid 6"/>
-    <w:lsdException w:uiPriority="99" w:name="Table Grid 7"/>
-    <w:lsdException w:uiPriority="99" w:name="Table Grid 8"/>
-    <w:lsdException w:uiPriority="99" w:name="Table List 1"/>
-    <w:lsdException w:uiPriority="99" w:name="Table List 2"/>
-    <w:lsdException w:uiPriority="99" w:name="Table List 3"/>
-    <w:lsdException w:uiPriority="99" w:name="Table List 4"/>
-    <w:lsdException w:uiPriority="99" w:name="Table List 5"/>
-    <w:lsdException w:uiPriority="99" w:name="Table List 6"/>
-    <w:lsdException w:uiPriority="99" w:name="Table List 7"/>
-    <w:lsdException w:uiPriority="99" w:name="Table List 8"/>
-    <w:lsdException w:uiPriority="99" w:name="Table 3D effects 1"/>
-    <w:lsdException w:uiPriority="99" w:name="Table 3D effects 2"/>
-    <w:lsdException w:uiPriority="99" w:name="Table 3D effects 3"/>
-    <w:lsdException w:uiPriority="99" w:name="Table Contemporary"/>
-    <w:lsdException w:uiPriority="99" w:name="Table Elegant"/>
-    <w:lsdException w:uiPriority="99" w:name="Table Professional"/>
-    <w:lsdException w:uiPriority="99" w:name="Table Subtle 1"/>
-    <w:lsdException w:uiPriority="99" w:name="Table Subtle 2"/>
-    <w:lsdException w:uiPriority="99" w:name="Table Web 1"/>
-    <w:lsdException w:uiPriority="99" w:name="Table Web 2"/>
-    <w:lsdException w:uiPriority="99" w:name="Table Web 3"/>
-    <w:lsdException w:uiPriority="99" w:name="Balloon Text"/>
-    <w:lsdException w:unhideWhenUsed="0" w:uiPriority="39" w:semiHidden="0" w:name="Table Grid"/>
-    <w:lsdException w:uiPriority="99" w:name="Table Theme"/>
-    <w:lsdException w:unhideWhenUsed="0" w:uiPriority="60" w:semiHidden="0" w:name="Light Shading"/>
-    <w:lsdException w:unhideWhenUsed="0" w:uiPriority="61" w:semiHidden="0" w:name="Light List"/>
-    <w:lsdException w:unhideWhenUsed="0" w:uiPriority="62" w:semiHidden="0" w:name="Light Grid"/>
-    <w:lsdException w:unhideWhenUsed="0" w:uiPriority="63" w:semiHidden="0" w:name="Medium Shading 1"/>
-    <w:lsdException w:unhideWhenUsed="0" w:uiPriority="64" w:semiHidden="0" w:name="Medium Shading 2"/>
-    <w:lsdException w:unhideWhenUsed="0" w:uiPriority="65" w:semiHidden="0" w:name="Medium List 1"/>
-    <w:lsdException w:unhideWhenUsed="0" w:uiPriority="66" w:semiHidden="0" w:name="Medium List 2"/>
-    <w:lsdException w:unhideWhenUsed="0" w:uiPriority="67" w:semiHidden="0" w:name="Medium Grid 1"/>
-    <w:lsdException w:unhideWhenUsed="0" w:uiPriority="68" w:semiHidden="0" w:name="Medium Grid 2"/>
-    <w:lsdException w:unhideWhenUsed="0" w:uiPriority="69" w:semiHidden="0" w:name="Medium Grid 3"/>
-    <w:lsdException w:unhideWhenUsed="0" w:uiPriority="70" w:semiHidden="0" w:name="Dark List"/>
-    <w:lsdException w:unhideWhenUsed="0" w:uiPriority="71" w:semiHidden="0" w:name="Colorful Shading"/>
-    <w:lsdException w:unhideWhenUsed="0" w:uiPriority="72" w:semiHidden="0" w:name="Colorful List"/>
-    <w:lsdException w:unhideWhenUsed="0" w:uiPriority="73" w:semiHidden="0" w:name="Colorful Grid"/>
-    <w:lsdException w:unhideWhenUsed="0" w:uiPriority="60" w:semiHidden="0" w:name="Light Shading Accent 1"/>
-    <w:lsdException w:unhideWhenUsed="0" w:uiPriority="61" w:semiHidden="0" w:name="Light List Accent 1"/>
-    <w:lsdException w:unhideWhenUsed="0" w:uiPriority="62" w:semiHidden="0" w:name="Light Grid Accent 1"/>
-    <w:lsdException w:unhideWhenUsed="0" w:uiPriority="63" w:semiHidden="0" w:name="Medium Shading 1 Accent 1"/>
-    <w:lsdException w:unhideWhenUsed="0" w:uiPriority="64" w:semiHidden="0" w:name="Medium Shading 2 Accent 1"/>
-    <w:lsdException w:unhideWhenUsed="0" w:uiPriority="65" w:semiHidden="0" w:name="Medium List 1 Accent 1"/>
-    <w:lsdException w:qFormat="1" w:unhideWhenUsed="0" w:uiPriority="34" w:semiHidden="0" w:name="List Paragraph"/>
-    <w:lsdException w:qFormat="1" w:unhideWhenUsed="0" w:uiPriority="29" w:semiHidden="0" w:name="Quote"/>
-    <w:lsdException w:qFormat="1" w:unhideWhenUsed="0" w:uiPriority="30" w:semiHidden="0" w:name="Intense Quote"/>
-    <w:lsdException w:unhideWhenUsed="0" w:uiPriority="66" w:semiHidden="0" w:name="Medium List 2 Accent 1"/>
-    <w:lsdException w:unhideWhenUsed="0" w:uiPriority="67" w:semiHidden="0" w:name="Medium Grid 1 Accent 1"/>
-    <w:lsdException w:unhideWhenUsed="0" w:uiPriority="68" w:semiHidden="0" w:name="Medium Grid 2 Accent 1"/>
-    <w:lsdException w:unhideWhenUsed="0" w:uiPriority="69" w:semiHidden="0" w:name="Medium Grid 3 Accent 1"/>
-    <w:lsdException w:unhideWhenUsed="0" w:uiPriority="70" w:semiHidden="0" w:name="Dark List Accent 1"/>
-    <w:lsdException w:unhideWhenUsed="0" w:uiPriority="71" w:semiHidden="0" w:name="Colorful Shading Accent 1"/>
-    <w:lsdException w:unhideWhenUsed="0" w:uiPriority="72" w:semiHidden="0" w:name="Colorful List Accent 1"/>
-    <w:lsdException w:unhideWhenUsed="0" w:uiPriority="73" w:semiHidden="0" w:name="Colorful Grid Accent 1"/>
-    <w:lsdException w:unhideWhenUsed="0" w:uiPriority="60" w:semiHidden="0" w:name="Light Shading Accent 2"/>
-    <w:lsdException w:unhideWhenUsed="0" w:uiPriority="61" w:semiHidden="0" w:name="Light List Accent 2"/>
-    <w:lsdException w:unhideWhenUsed="0" w:uiPriority="62" w:semiHidden="0" w:name="Light Grid Accent 2"/>
-    <w:lsdException w:unhideWhenUsed="0" w:uiPriority="63" w:semiHidden="0" w:name="Medium Shading 1 Accent 2"/>
-    <w:lsdException w:unhideWhenUsed="0" w:uiPriority="64" w:semiHidden="0" w:name="Medium Shading 2 Accent 2"/>
-    <w:lsdException w:unhideWhenUsed="0" w:uiPriority="65" w:semiHidden="0" w:name="Medium List 1 Accent 2"/>
-    <w:lsdException w:unhideWhenUsed="0" w:uiPriority="66" w:semiHidden="0" w:name="Medium List 2 Accent 2"/>
-    <w:lsdException w:unhideWhenUsed="0" w:uiPriority="67" w:semiHidden="0" w:name="Medium Grid 1 Accent 2"/>
-    <w:lsdException w:unhideWhenUsed="0" w:uiPriority="68" w:semiHidden="0" w:name="Medium Grid 2 Accent 2"/>
-    <w:lsdException w:unhideWhenUsed="0" w:uiPriority="69" w:semiHidden="0" w:name="Medium Grid 3 Accent 2"/>
-    <w:lsdException w:unhideWhenUsed="0" w:uiPriority="70" w:semiHidden="0" w:name="Dark List Accent 2"/>
-    <w:lsdException w:unhideWhenUsed="0" w:uiPriority="71" w:semiHidden="0" w:name="Colorful Shading Accent 2"/>
-    <w:lsdException w:unhideWhenUsed="0" w:uiPriority="72" w:semiHidden="0" w:name="Colorful List Accent 2"/>
-    <w:lsdException w:unhideWhenUsed="0" w:uiPriority="73" w:semiHidden="0" w:name="Colorful Grid Accent 2"/>
-    <w:lsdException w:unhideWhenUsed="0" w:uiPriority="60" w:semiHidden="0" w:name="Light Shading Accent 3"/>
-    <w:lsdException w:unhideWhenUsed="0" w:uiPriority="61" w:semiHidden="0" w:name="Light List Accent 3"/>
-    <w:lsdException w:unhideWhenUsed="0" w:uiPriority="62" w:semiHidden="0" w:name="Light Grid Accent 3"/>
-    <w:lsdException w:unhideWhenUsed="0" w:uiPriority="63" w:semiHidden="0" w:name="Medium Shading 1 Accent 3"/>
-    <w:lsdException w:unhideWhenUsed="0" w:uiPriority="64" w:semiHidden="0" w:name="Medium Shading 2 Accent 3"/>
-    <w:lsdException w:unhideWhenUsed="0" w:uiPriority="65" w:semiHidden="0" w:name="Medium List 1 Accent 3"/>
-    <w:lsdException w:unhideWhenUsed="0" w:uiPriority="66" w:semiHidden="0" w:name="Medium List 2 Accent 3"/>
-    <w:lsdException w:unhideWhenUsed="0" w:uiPriority="67" w:semiHidden="0" w:name="Medium Grid 1 Accent 3"/>
-    <w:lsdException w:unhideWhenUsed="0" w:uiPriority="68" w:semiHidden="0" w:name="Medium Grid 2 Accent 3"/>
-    <w:lsdException w:unhideWhenUsed="0" w:uiPriority="69" w:semiHidden="0" w:name="Medium Grid 3 Accent 3"/>
-    <w:lsdException w:unhideWhenUsed="0" w:uiPriority="70" w:semiHidden="0" w:name="Dark List Accent 3"/>
-    <w:lsdException w:unhideWhenUsed="0" w:uiPriority="71" w:semiHidden="0" w:name="Colorful Shading Accent 3"/>
-    <w:lsdException w:unhideWhenUsed="0" w:uiPriority="72" w:semiHidden="0" w:name="Colorful List Accent 3"/>
-    <w:lsdException w:unhideWhenUsed="0" w:uiPriority="73" w:semiHidden="0" w:name="Colorful Grid Accent 3"/>
-    <w:lsdException w:unhideWhenUsed="0" w:uiPriority="60" w:semiHidden="0" w:name="Light Shading Accent 4"/>
-    <w:lsdException w:unhideWhenUsed="0" w:uiPriority="61" w:semiHidden="0" w:name="Light List Accent 4"/>
-    <w:lsdException w:unhideWhenUsed="0" w:uiPriority="62" w:semiHidden="0" w:name="Light Grid Accent 4"/>
-    <w:lsdException w:unhideWhenUsed="0" w:uiPriority="63" w:semiHidden="0" w:name="Medium Shading 1 Accent 4"/>
-    <w:lsdException w:unhideWhenUsed="0" w:uiPriority="64" w:semiHidden="0" w:name="Medium Shading 2 Accent 4"/>
-    <w:lsdException w:unhideWhenUsed="0" w:uiPriority="65" w:semiHidden="0" w:name="Medium List 1 Accent 4"/>
-    <w:lsdException w:unhideWhenUsed="0" w:uiPriority="66" w:semiHidden="0" w:name="Medium List 2 Accent 4"/>
-    <w:lsdException w:unhideWhenUsed="0" w:uiPriority="67" w:semiHidden="0" w:name="Medium Grid 1 Accent 4"/>
-    <w:lsdException w:unhideWhenUsed="0" w:uiPriority="68" w:semiHidden="0" w:name="Medium Grid 2 Accent 4"/>
-    <w:lsdException w:unhideWhenUsed="0" w:uiPriority="69" w:semiHidden="0" w:name="Medium Grid 3 Accent 4"/>
-    <w:lsdException w:unhideWhenUsed="0" w:uiPriority="70" w:semiHidden="0" w:name="Dark List Accent 4"/>
-    <w:lsdException w:unhideWhenUsed="0" w:uiPriority="71" w:semiHidden="0" w:name="Colorful Shading Accent 4"/>
-    <w:lsdException w:unhideWhenUsed="0" w:uiPriority="72" w:semiHidden="0" w:name="Colorful List Accent 4"/>
-    <w:lsdException w:unhideWhenUsed="0" w:uiPriority="73" w:semiHidden="0" w:name="Colorful Grid Accent 4"/>
-    <w:lsdException w:unhideWhenUsed="0" w:uiPriority="60" w:semiHidden="0" w:name="Light Shading Accent 5"/>
-    <w:lsdException w:unhideWhenUsed="0" w:uiPriority="61" w:semiHidden="0" w:name="Light List Accent 5"/>
-    <w:lsdException w:unhideWhenUsed="0" w:uiPriority="62" w:semiHidden="0" w:name="Light Grid Accent 5"/>
-    <w:lsdException w:unhideWhenUsed="0" w:uiPriority="63" w:semiHidden="0" w:name="Medium Shading 1 Accent 5"/>
-    <w:lsdException w:unhideWhenUsed="0" w:uiPriority="64" w:semiHidden="0" w:name="Medium Shading 2 Accent 5"/>
-    <w:lsdException w:unhideWhenUsed="0" w:uiPriority="65" w:semiHidden="0" w:name="Medium List 1 Accent 5"/>
-    <w:lsdException w:unhideWhenUsed="0" w:uiPriority="66" w:semiHidden="0" w:name="Medium List 2 Accent 5"/>
-    <w:lsdException w:unhideWhenUsed="0" w:uiPriority="67" w:semiHidden="0" w:name="Medium Grid 1 Accent 5"/>
-    <w:lsdException w:unhideWhenUsed="0" w:uiPriority="68" w:semiHidden="0" w:name="Medium Grid 2 Accent 5"/>
-    <w:lsdException w:unhideWhenUsed="0" w:uiPriority="69" w:semiHidden="0" w:name="Medium Grid 3 Accent 5"/>
-    <w:lsdException w:unhideWhenUsed="0" w:uiPriority="70" w:semiHidden="0" w:name="Dark List Accent 5"/>
-    <w:lsdException w:unhideWhenUsed="0" w:uiPriority="71" w:semiHidden="0" w:name="Colorful Shading Accent 5"/>
-    <w:lsdException w:unhideWhenUsed="0" w:uiPriority="72" w:semiHidden="0" w:name="Colorful List Accent 5"/>
-    <w:lsdException w:unhideWhenUsed="0" w:uiPriority="73" w:semiHidden="0" w:name="Colorful Grid Accent 5"/>
-    <w:lsdException w:unhideWhenUsed="0" w:uiPriority="60" w:semiHidden="0" w:name="Light Shading Accent 6"/>
-    <w:lsdException w:unhideWhenUsed="0" w:uiPriority="61" w:semiHidden="0" w:name="Light List Accent 6"/>
-    <w:lsdException w:unhideWhenUsed="0" w:uiPriority="62" w:semiHidden="0" w:name="Light Grid Accent 6"/>
-    <w:lsdException w:unhideWhenUsed="0" w:uiPriority="63" w:semiHidden="0" w:name="Medium Shading 1 Accent 6"/>
-    <w:lsdException w:unhideWhenUsed="0" w:uiPriority="64" w:semiHidden="0" w:name="Medium Shading 2 Accent 6"/>
-    <w:lsdException w:unhideWhenUsed="0" w:uiPriority="65" w:semiHidden="0" w:name="Medium List 1 Accent 6"/>
-    <w:lsdException w:unhideWhenUsed="0" w:uiPriority="66" w:semiHidden="0" w:name="Medium List 2 Accent 6"/>
-    <w:lsdException w:unhideWhenUsed="0" w:uiPriority="67" w:semiHidden="0" w:name="Medium Grid 1 Accent 6"/>
-    <w:lsdException w:unhideWhenUsed="0" w:uiPriority="68" w:semiHidden="0" w:name="Medium Grid 2 Accent 6"/>
-    <w:lsdException w:unhideWhenUsed="0" w:uiPriority="69" w:semiHidden="0" w:name="Medium Grid 3 Accent 6"/>
-    <w:lsdException w:unhideWhenUsed="0" w:uiPriority="70" w:semiHidden="0" w:name="Dark List Accent 6"/>
-    <w:lsdException w:unhideWhenUsed="0" w:uiPriority="71" w:semiHidden="0" w:name="Colorful Shading Accent 6"/>
-    <w:lsdException w:unhideWhenUsed="0" w:uiPriority="72" w:semiHidden="0" w:name="Colorful List Accent 6"/>
-    <w:lsdException w:unhideWhenUsed="0" w:uiPriority="73" w:semiHidden="0" w:name="Colorful Grid Accent 6"/>
+  <w:latentStyles w:defLockedState="0" w:defUIPriority="99" w:defSemiHidden="0" w:defUnhideWhenUsed="0" w:defQFormat="0" w:count="376">
+    <w:lsdException w:name="Normal" w:uiPriority="0" w:qFormat="1"/>
+    <w:lsdException w:name="heading 1" w:uiPriority="9" w:qFormat="1"/>
+    <w:lsdException w:name="heading 2" w:semiHidden="1" w:uiPriority="9" w:unhideWhenUsed="1" w:qFormat="1"/>
+    <w:lsdException w:name="heading 3" w:semiHidden="1" w:uiPriority="9" w:unhideWhenUsed="1" w:qFormat="1"/>
+    <w:lsdException w:name="heading 4" w:semiHidden="1" w:uiPriority="9" w:unhideWhenUsed="1" w:qFormat="1"/>
+    <w:lsdException w:name="heading 5" w:semiHidden="1" w:uiPriority="9" w:unhideWhenUsed="1" w:qFormat="1"/>
+    <w:lsdException w:name="heading 6" w:semiHidden="1" w:uiPriority="9" w:unhideWhenUsed="1" w:qFormat="1"/>
+    <w:lsdException w:name="heading 7" w:semiHidden="1" w:uiPriority="9" w:unhideWhenUsed="1" w:qFormat="1"/>
+    <w:lsdException w:name="heading 8" w:semiHidden="1" w:uiPriority="9" w:unhideWhenUsed="1" w:qFormat="1"/>
+    <w:lsdException w:name="heading 9" w:semiHidden="1" w:uiPriority="9" w:unhideWhenUsed="1" w:qFormat="1"/>
+    <w:lsdException w:name="index 1" w:semiHidden="1" w:unhideWhenUsed="1"/>
+    <w:lsdException w:name="index 2" w:semiHidden="1" w:unhideWhenUsed="1"/>
+    <w:lsdException w:name="index 3" w:semiHidden="1" w:unhideWhenUsed="1"/>
+    <w:lsdException w:name="index 4" w:semiHidden="1" w:unhideWhenUsed="1"/>
+    <w:lsdException w:name="index 5" w:semiHidden="1" w:unhideWhenUsed="1"/>
+    <w:lsdException w:name="index 6" w:semiHidden="1" w:unhideWhenUsed="1"/>
+    <w:lsdException w:name="index 7" w:semiHidden="1" w:unhideWhenUsed="1"/>
+    <w:lsdException w:name="index 8" w:semiHidden="1" w:unhideWhenUsed="1"/>
+    <w:lsdException w:name="index 9" w:semiHidden="1" w:unhideWhenUsed="1"/>
+    <w:lsdException w:name="toc 1" w:semiHidden="1" w:uiPriority="39" w:unhideWhenUsed="1"/>
+    <w:lsdException w:name="toc 2" w:semiHidden="1" w:uiPriority="39" w:unhideWhenUsed="1"/>
+    <w:lsdException w:name="toc 3" w:semiHidden="1" w:uiPriority="39" w:unhideWhenUsed="1"/>
+    <w:lsdException w:name="toc 4" w:semiHidden="1" w:uiPriority="39" w:unhideWhenUsed="1"/>
+    <w:lsdException w:name="toc 5" w:semiHidden="1" w:uiPriority="39" w:unhideWhenUsed="1"/>
+    <w:lsdException w:name="toc 6" w:semiHidden="1" w:uiPriority="39" w:unhideWhenUsed="1"/>
+    <w:lsdException w:name="toc 7" w:semiHidden="1" w:uiPriority="39" w:unhideWhenUsed="1"/>
+    <w:lsdException w:name="toc 8" w:semiHidden="1" w:uiPriority="39" w:unhideWhenUsed="1"/>
+    <w:lsdException w:name="toc 9" w:semiHidden="1" w:uiPriority="39" w:unhideWhenUsed="1"/>
+    <w:lsdException w:name="Normal Indent" w:semiHidden="1" w:unhideWhenUsed="1"/>
+    <w:lsdException w:name="footnote text" w:semiHidden="1" w:unhideWhenUsed="1"/>
+    <w:lsdException w:name="annotation text" w:semiHidden="1" w:unhideWhenUsed="1"/>
+    <w:lsdException w:name="header" w:semiHidden="1" w:unhideWhenUsed="1"/>
+    <w:lsdException w:name="footer" w:semiHidden="1" w:unhideWhenUsed="1"/>
+    <w:lsdException w:name="index heading" w:semiHidden="1" w:unhideWhenUsed="1"/>
+    <w:lsdException w:name="caption" w:semiHidden="1" w:uiPriority="35" w:unhideWhenUsed="1" w:qFormat="1"/>
+    <w:lsdException w:name="table of figures" w:semiHidden="1" w:unhideWhenUsed="1"/>
+    <w:lsdException w:name="envelope address" w:semiHidden="1" w:unhideWhenUsed="1"/>
+    <w:lsdException w:name="envelope return" w:semiHidden="1" w:unhideWhenUsed="1"/>
+    <w:lsdException w:name="footnote reference" w:semiHidden="1" w:unhideWhenUsed="1"/>
+    <w:lsdException w:name="annotation reference" w:semiHidden="1" w:unhideWhenUsed="1"/>
+    <w:lsdException w:name="line number" w:semiHidden="1" w:unhideWhenUsed="1"/>
+    <w:lsdException w:name="page number" w:semiHidden="1" w:unhideWhenUsed="1"/>
+    <w:lsdException w:name="endnote reference" w:semiHidden="1" w:unhideWhenUsed="1"/>
+    <w:lsdException w:name="endnote text" w:semiHidden="1" w:unhideWhenUsed="1"/>
+    <w:lsdException w:name="table of authorities" w:semiHidden="1" w:unhideWhenUsed="1"/>
+    <w:lsdException w:name="macro" w:semiHidden="1" w:unhideWhenUsed="1"/>
+    <w:lsdException w:name="toa heading" w:semiHidden="1" w:unhideWhenUsed="1"/>
+    <w:lsdException w:name="List" w:semiHidden="1" w:unhideWhenUsed="1"/>
+    <w:lsdException w:name="List Bullet" w:semiHidden="1" w:unhideWhenUsed="1"/>
+    <w:lsdException w:name="List Number" w:semiHidden="1" w:unhideWhenUsed="1"/>
+    <w:lsdException w:name="List 2" w:semiHidden="1" w:unhideWhenUsed="1"/>
+    <w:lsdException w:name="List 3" w:semiHidden="1" w:unhideWhenUsed="1"/>
+    <w:lsdException w:name="List 4" w:semiHidden="1" w:unhideWhenUsed="1"/>
+    <w:lsdException w:name="List 5" w:semiHidden="1" w:unhideWhenUsed="1"/>
+    <w:lsdException w:name="List Bullet 2" w:semiHidden="1" w:unhideWhenUsed="1"/>
+    <w:lsdException w:name="List Bullet 3" w:semiHidden="1" w:unhideWhenUsed="1"/>
+    <w:lsdException w:name="List Bullet 4" w:semiHidden="1" w:unhideWhenUsed="1"/>
+    <w:lsdException w:name="List Bullet 5" w:semiHidden="1" w:unhideWhenUsed="1"/>
+    <w:lsdException w:name="List Number 2" w:semiHidden="1" w:unhideWhenUsed="1"/>
+    <w:lsdException w:name="List Number 3" w:semiHidden="1" w:unhideWhenUsed="1"/>
+    <w:lsdException w:name="List Number 4" w:semiHidden="1" w:unhideWhenUsed="1"/>
+    <w:lsdException w:name="List Number 5" w:semiHidden="1" w:unhideWhenUsed="1"/>
+    <w:lsdException w:name="Title" w:uiPriority="10" w:qFormat="1"/>
+    <w:lsdException w:name="Closing" w:semiHidden="1" w:unhideWhenUsed="1"/>
+    <w:lsdException w:name="Signature" w:semiHidden="1" w:unhideWhenUsed="1"/>
+    <w:lsdException w:name="Default Paragraph Font" w:semiHidden="1" w:uiPriority="1" w:unhideWhenUsed="1" w:qFormat="1"/>
+    <w:lsdException w:name="Body Text" w:semiHidden="1" w:unhideWhenUsed="1"/>
+    <w:lsdException w:name="Body Text Indent" w:semiHidden="1" w:unhideWhenUsed="1"/>
+    <w:lsdException w:name="List Continue" w:semiHidden="1" w:unhideWhenUsed="1"/>
+    <w:lsdException w:name="List Continue 2" w:semiHidden="1" w:unhideWhenUsed="1"/>
+    <w:lsdException w:name="List Continue 3" w:semiHidden="1" w:unhideWhenUsed="1"/>
+    <w:lsdException w:name="List Continue 4" w:semiHidden="1" w:unhideWhenUsed="1"/>
+    <w:lsdException w:name="List Continue 5" w:semiHidden="1" w:unhideWhenUsed="1"/>
+    <w:lsdException w:name="Message Header" w:semiHidden="1" w:unhideWhenUsed="1"/>
+    <w:lsdException w:name="Subtitle" w:uiPriority="11" w:qFormat="1"/>
+    <w:lsdException w:name="Salutation" w:semiHidden="1" w:unhideWhenUsed="1"/>
+    <w:lsdException w:name="Date" w:semiHidden="1" w:unhideWhenUsed="1"/>
+    <w:lsdException w:name="Body Text First Indent" w:semiHidden="1" w:unhideWhenUsed="1"/>
+    <w:lsdException w:name="Body Text First Indent 2" w:semiHidden="1" w:unhideWhenUsed="1"/>
+    <w:lsdException w:name="Note Heading" w:semiHidden="1" w:unhideWhenUsed="1"/>
+    <w:lsdException w:name="Body Text 2" w:semiHidden="1" w:unhideWhenUsed="1"/>
+    <w:lsdException w:name="Body Text 3" w:semiHidden="1" w:unhideWhenUsed="1"/>
+    <w:lsdException w:name="Body Text Indent 2" w:semiHidden="1" w:unhideWhenUsed="1"/>
+    <w:lsdException w:name="Body Text Indent 3" w:semiHidden="1" w:unhideWhenUsed="1"/>
+    <w:lsdException w:name="Block Text" w:semiHidden="1" w:unhideWhenUsed="1"/>
+    <w:lsdException w:name="Hyperlink" w:semiHidden="1" w:unhideWhenUsed="1"/>
+    <w:lsdException w:name="FollowedHyperlink" w:semiHidden="1" w:unhideWhenUsed="1"/>
+    <w:lsdException w:name="Strong" w:uiPriority="22" w:qFormat="1"/>
+    <w:lsdException w:name="Emphasis" w:uiPriority="20" w:qFormat="1"/>
+    <w:lsdException w:name="Document Map" w:semiHidden="1" w:unhideWhenUsed="1"/>
+    <w:lsdException w:name="Plain Text" w:semiHidden="1" w:unhideWhenUsed="1"/>
+    <w:lsdException w:name="E-mail Signature" w:semiHidden="1" w:unhideWhenUsed="1"/>
+    <w:lsdException w:name="HTML Top of Form" w:semiHidden="1" w:unhideWhenUsed="1"/>
+    <w:lsdException w:name="HTML Bottom of Form" w:semiHidden="1" w:unhideWhenUsed="1"/>
+    <w:lsdException w:name="Normal (Web)" w:semiHidden="1" w:unhideWhenUsed="1"/>
+    <w:lsdException w:name="HTML Acronym" w:semiHidden="1" w:unhideWhenUsed="1"/>
+    <w:lsdException w:name="HTML Address" w:semiHidden="1" w:unhideWhenUsed="1"/>
+    <w:lsdException w:name="HTML Cite" w:semiHidden="1" w:unhideWhenUsed="1"/>
+    <w:lsdException w:name="HTML Code" w:semiHidden="1" w:unhideWhenUsed="1"/>
+    <w:lsdException w:name="HTML Definition" w:semiHidden="1" w:unhideWhenUsed="1"/>
+    <w:lsdException w:name="HTML Keyboard" w:semiHidden="1" w:unhideWhenUsed="1"/>
+    <w:lsdException w:name="HTML Preformatted" w:semiHidden="1" w:unhideWhenUsed="1"/>
+    <w:lsdException w:name="HTML Sample" w:semiHidden="1" w:unhideWhenUsed="1"/>
+    <w:lsdException w:name="HTML Typewriter" w:semiHidden="1" w:unhideWhenUsed="1"/>
+    <w:lsdException w:name="HTML Variable" w:semiHidden="1" w:unhideWhenUsed="1"/>
+    <w:lsdException w:name="Normal Table" w:semiHidden="1" w:unhideWhenUsed="1"/>
+    <w:lsdException w:name="annotation subject" w:semiHidden="1" w:unhideWhenUsed="1"/>
+    <w:lsdException w:name="No List" w:semiHidden="1" w:unhideWhenUsed="1"/>
+    <w:lsdException w:name="Outline List 1" w:semiHidden="1" w:unhideWhenUsed="1"/>
+    <w:lsdException w:name="Outline List 2" w:semiHidden="1" w:unhideWhenUsed="1"/>
+    <w:lsdException w:name="Outline List 3" w:semiHidden="1" w:unhideWhenUsed="1"/>
+    <w:lsdException w:name="Table Simple 1" w:semiHidden="1" w:unhideWhenUsed="1"/>
+    <w:lsdException w:name="Table Simple 2" w:semiHidden="1" w:unhideWhenUsed="1"/>
+    <w:lsdException w:name="Table Simple 3" w:semiHidden="1" w:unhideWhenUsed="1"/>
+    <w:lsdException w:name="Table Classic 1" w:semiHidden="1" w:unhideWhenUsed="1"/>
+    <w:lsdException w:name="Table Classic 2" w:semiHidden="1" w:unhideWhenUsed="1"/>
+    <w:lsdException w:name="Table Classic 3" w:semiHidden="1" w:unhideWhenUsed="1"/>
+    <w:lsdException w:name="Table Classic 4" w:semiHidden="1" w:unhideWhenUsed="1"/>
+    <w:lsdException w:name="Table Colorful 1" w:semiHidden="1" w:unhideWhenUsed="1"/>
+    <w:lsdException w:name="Table Colorful 2" w:semiHidden="1" w:unhideWhenUsed="1"/>
+    <w:lsdException w:name="Table Colorful 3" w:semiHidden="1" w:unhideWhenUsed="1"/>
+    <w:lsdException w:name="Table Columns 1" w:semiHidden="1" w:unhideWhenUsed="1"/>
+    <w:lsdException w:name="Table Columns 2" w:semiHidden="1" w:unhideWhenUsed="1"/>
+    <w:lsdException w:name="Table Columns 3" w:semiHidden="1" w:unhideWhenUsed="1"/>
+    <w:lsdException w:name="Table Columns 4" w:semiHidden="1" w:unhideWhenUsed="1"/>
+    <w:lsdException w:name="Table Columns 5" w:semiHidden="1" w:unhideWhenUsed="1"/>
+    <w:lsdException w:name="Table Grid 1" w:semiHidden="1" w:unhideWhenUsed="1"/>
+    <w:lsdException w:name="Table Grid 2" w:semiHidden="1" w:unhideWhenUsed="1"/>
+    <w:lsdException w:name="Table Grid 3" w:semiHidden="1" w:unhideWhenUsed="1"/>
+    <w:lsdException w:name="Table Grid 4" w:semiHidden="1" w:unhideWhenUsed="1"/>
+    <w:lsdException w:name="Table Grid 5" w:semiHidden="1" w:unhideWhenUsed="1"/>
+    <w:lsdException w:name="Table Grid 6" w:semiHidden="1" w:unhideWhenUsed="1"/>
+    <w:lsdException w:name="Table Grid 7" w:semiHidden="1" w:unhideWhenUsed="1"/>
+    <w:lsdException w:name="Table Grid 8" w:semiHidden="1" w:unhideWhenUsed="1"/>
+    <w:lsdException w:name="Table List 1" w:semiHidden="1" w:unhideWhenUsed="1"/>
+    <w:lsdException w:name="Table List 2" w:semiHidden="1" w:unhideWhenUsed="1"/>
+    <w:lsdException w:name="Table List 3" w:semiHidden="1" w:unhideWhenUsed="1"/>
+    <w:lsdException w:name="Table List 4" w:semiHidden="1" w:unhideWhenUsed="1"/>
+    <w:lsdException w:name="Table List 5" w:semiHidden="1" w:unhideWhenUsed="1"/>
+    <w:lsdException w:name="Table List 6" w:semiHidden="1" w:unhideWhenUsed="1"/>
+    <w:lsdException w:name="Table List 7" w:semiHidden="1" w:unhideWhenUsed="1"/>
+    <w:lsdException w:name="Table List 8" w:semiHidden="1" w:unhideWhenUsed="1"/>
+    <w:lsdException w:name="Table 3D effects 1" w:semiHidden="1" w:unhideWhenUsed="1"/>
+    <w:lsdException w:name="Table 3D effects 2" w:semiHidden="1" w:unhideWhenUsed="1"/>
+    <w:lsdException w:name="Table 3D effects 3" w:semiHidden="1" w:unhideWhenUsed="1"/>
+    <w:lsdException w:name="Table Contemporary" w:semiHidden="1" w:unhideWhenUsed="1"/>
+    <w:lsdException w:name="Table Elegant" w:semiHidden="1" w:unhideWhenUsed="1"/>
+    <w:lsdException w:name="Table Professional" w:semiHidden="1" w:unhideWhenUsed="1"/>
+    <w:lsdException w:name="Table Subtle 1" w:semiHidden="1" w:unhideWhenUsed="1"/>
+    <w:lsdException w:name="Table Subtle 2" w:semiHidden="1" w:unhideWhenUsed="1"/>
+    <w:lsdException w:name="Table Web 1" w:semiHidden="1" w:unhideWhenUsed="1"/>
+    <w:lsdException w:name="Table Web 2" w:semiHidden="1" w:unhideWhenUsed="1"/>
+    <w:lsdException w:name="Table Web 3" w:semiHidden="1" w:unhideWhenUsed="1"/>
+    <w:lsdException w:name="Balloon Text" w:semiHidden="1" w:unhideWhenUsed="1"/>
+    <w:lsdException w:name="Table Grid" w:uiPriority="39"/>
+    <w:lsdException w:name="Table Theme" w:semiHidden="1" w:unhideWhenUsed="1"/>
+    <w:lsdException w:name="Placeholder Text" w:semiHidden="1" w:unhideWhenUsed="1"/>
+    <w:lsdException w:name="No Spacing" w:semiHidden="1" w:unhideWhenUsed="1"/>
+    <w:lsdException w:name="Light Shading" w:uiPriority="60"/>
+    <w:lsdException w:name="Light List" w:uiPriority="61"/>
+    <w:lsdException w:name="Light Grid" w:uiPriority="62"/>
+    <w:lsdException w:name="Medium Shading 1" w:uiPriority="63"/>
+    <w:lsdException w:name="Medium Shading 2" w:uiPriority="64"/>
+    <w:lsdException w:name="Medium List 1" w:uiPriority="65"/>
+    <w:lsdException w:name="Medium List 2" w:uiPriority="66"/>
+    <w:lsdException w:name="Medium Grid 1" w:uiPriority="67"/>
+    <w:lsdException w:name="Medium Grid 2" w:uiPriority="68"/>
+    <w:lsdException w:name="Medium Grid 3" w:uiPriority="69"/>
+    <w:lsdException w:name="Dark List" w:uiPriority="70"/>
+    <w:lsdException w:name="Colorful Shading" w:uiPriority="71"/>
+    <w:lsdException w:name="Colorful List" w:uiPriority="72"/>
+    <w:lsdException w:name="Colorful Grid" w:uiPriority="73"/>
+    <w:lsdException w:name="Light Shading Accent 1" w:uiPriority="60"/>
+    <w:lsdException w:name="Light List Accent 1" w:uiPriority="61"/>
+    <w:lsdException w:name="Light Grid Accent 1" w:uiPriority="62"/>
+    <w:lsdException w:name="Medium Shading 1 Accent 1" w:uiPriority="63"/>
+    <w:lsdException w:name="Medium Shading 2 Accent 1" w:uiPriority="64"/>
+    <w:lsdException w:name="Medium List 1 Accent 1" w:uiPriority="65"/>
+    <w:lsdException w:name="Revision" w:semiHidden="1" w:unhideWhenUsed="1"/>
+    <w:lsdException w:name="List Paragraph" w:uiPriority="34" w:qFormat="1"/>
+    <w:lsdException w:name="Quote" w:uiPriority="29" w:qFormat="1"/>
+    <w:lsdException w:name="Intense Quote" w:uiPriority="30" w:qFormat="1"/>
+    <w:lsdException w:name="Medium List 2 Accent 1" w:uiPriority="66"/>
+    <w:lsdException w:name="Medium Grid 1 Accent 1" w:uiPriority="67"/>
+    <w:lsdException w:name="Medium Grid 2 Accent 1" w:uiPriority="68"/>
+    <w:lsdException w:name="Medium Grid 3 Accent 1" w:uiPriority="69"/>
+    <w:lsdException w:name="Dark List Accent 1" w:uiPriority="70"/>
+    <w:lsdException w:name="Colorful Shading Accent 1" w:uiPriority="71"/>
+    <w:lsdException w:name="Colorful List Accent 1" w:uiPriority="72"/>
+    <w:lsdException w:name="Colorful Grid Accent 1" w:uiPriority="73"/>
+    <w:lsdException w:name="Light Shading Accent 2" w:uiPriority="60"/>
+    <w:lsdException w:name="Light List Accent 2" w:uiPriority="61"/>
+    <w:lsdException w:name="Light Grid Accent 2" w:uiPriority="62"/>
+    <w:lsdException w:name="Medium Shading 1 Accent 2" w:uiPriority="63"/>
+    <w:lsdException w:name="Medium Shading 2 Accent 2" w:uiPriority="64"/>
+    <w:lsdException w:name="Medium List 1 Accent 2" w:uiPriority="65"/>
+    <w:lsdException w:name="Medium List 2 Accent 2" w:uiPriority="66"/>
+    <w:lsdException w:name="Medium Grid 1 Accent 2" w:uiPriority="67"/>
+    <w:lsdException w:name="Medium Grid 2 Accent 2" w:uiPriority="68"/>
+    <w:lsdException w:name="Medium Grid 3 Accent 2" w:uiPriority="69"/>
+    <w:lsdException w:name="Dark List Accent 2" w:uiPriority="70"/>
+    <w:lsdException w:name="Colorful Shading Accent 2" w:uiPriority="71"/>
+    <w:lsdException w:name="Colorful List Accent 2" w:uiPriority="72"/>
+    <w:lsdException w:name="Colorful Grid Accent 2" w:uiPriority="73"/>
+    <w:lsdException w:name="Light Shading Accent 3" w:uiPriority="60"/>
+    <w:lsdException w:name="Light List Accent 3" w:uiPriority="61"/>
+    <w:lsdException w:name="Light Grid Accent 3" w:uiPriority="62"/>
+    <w:lsdException w:name="Medium Shading 1 Accent 3" w:uiPriority="63"/>
+    <w:lsdException w:name="Medium Shading 2 Accent 3" w:uiPriority="64"/>
+    <w:lsdException w:name="Medium List 1 Accent 3" w:uiPriority="65"/>
+    <w:lsdException w:name="Medium List 2 Accent 3" w:uiPriority="66"/>
+    <w:lsdException w:name="Medium Grid 1 Accent 3" w:uiPriority="67"/>
+    <w:lsdException w:name="Medium Grid 2 Accent 3" w:uiPriority="68"/>
+    <w:lsdException w:name="Medium Grid 3 Accent 3" w:uiPriority="69"/>
+    <w:lsdException w:name="Dark List Accent 3" w:uiPriority="70"/>
+    <w:lsdException w:name="Colorful Shading Accent 3" w:uiPriority="71"/>
+    <w:lsdException w:name="Colorful List Accent 3" w:uiPriority="72"/>
+    <w:lsdException w:name="Colorful Grid Accent 3" w:uiPriority="73"/>
+    <w:lsdException w:name="Light Shading Accent 4" w:uiPriority="60"/>
+    <w:lsdException w:name="Light List Accent 4" w:uiPriority="61"/>
+    <w:lsdException w:name="Light Grid Accent 4" w:uiPriority="62"/>
+    <w:lsdException w:name="Medium Shading 1 Accent 4" w:uiPriority="63"/>
+    <w:lsdException w:name="Medium Shading 2 Accent 4" w:uiPriority="64"/>
+    <w:lsdException w:name="Medium List 1 Accent 4" w:uiPriority="65"/>
+    <w:lsdException w:name="Medium List 2 Accent 4" w:uiPriority="66"/>
+    <w:lsdException w:name="Medium Grid 1 Accent 4" w:uiPriority="67"/>
+    <w:lsdException w:name="Medium Grid 2 Accent 4" w:uiPriority="68"/>
+    <w:lsdException w:name="Medium Grid 3 Accent 4" w:uiPriority="69"/>
+    <w:lsdException w:name="Dark List Accent 4" w:uiPriority="70"/>
+    <w:lsdException w:name="Colorful Shading Accent 4" w:uiPriority="71"/>
+    <w:lsdException w:name="Colorful List Accent 4" w:uiPriority="72"/>
+    <w:lsdException w:name="Colorful Grid Accent 4" w:uiPriority="73"/>
+    <w:lsdException w:name="Light Shading Accent 5" w:uiPriority="60"/>
+    <w:lsdException w:name="Light List Accent 5" w:uiPriority="61"/>
+    <w:lsdException w:name="Light Grid Accent 5" w:uiPriority="62"/>
+    <w:lsdException w:name="Medium Shading 1 Accent 5" w:uiPriority="63"/>
+    <w:lsdException w:name="Medium Shading 2 Accent 5" w:uiPriority="64"/>
+    <w:lsdException w:name="Medium List 1 Accent 5" w:uiPriority="65"/>
+    <w:lsdException w:name="Medium List 2 Accent 5" w:uiPriority="66"/>
+    <w:lsdException w:name="Medium Grid 1 Accent 5" w:uiPriority="67"/>
+    <w:lsdException w:name="Medium Grid 2 Accent 5" w:uiPriority="68"/>
+    <w:lsdException w:name="Medium Grid 3 Accent 5" w:uiPriority="69"/>
+    <w:lsdException w:name="Dark List Accent 5" w:uiPriority="70"/>
+    <w:lsdException w:name="Colorful Shading Accent 5" w:uiPriority="71"/>
+    <w:lsdException w:name="Colorful List Accent 5" w:uiPriority="72"/>
+    <w:lsdException w:name="Colorful Grid Accent 5" w:uiPriority="73"/>
+    <w:lsdException w:name="Light Shading Accent 6" w:uiPriority="60"/>
+    <w:lsdException w:name="Light List Accent 6" w:uiPriority="61"/>
+    <w:lsdException w:name="Light Grid Accent 6" w:uiPriority="62"/>
+    <w:lsdException w:name="Medium Shading 1 Accent 6" w:uiPriority="63"/>
+    <w:lsdException w:name="Medium Shading 2 Accent 6" w:uiPriority="64"/>
+    <w:lsdException w:name="Medium List 1 Accent 6" w:uiPriority="65"/>
+    <w:lsdException w:name="Medium List 2 Accent 6" w:uiPriority="66"/>
+    <w:lsdException w:name="Medium Grid 1 Accent 6" w:uiPriority="67"/>
+    <w:lsdException w:name="Medium Grid 2 Accent 6" w:uiPriority="68"/>
+    <w:lsdException w:name="Medium Grid 3 Accent 6" w:uiPriority="69"/>
+    <w:lsdException w:name="Dark List Accent 6" w:uiPriority="70"/>
+    <w:lsdException w:name="Colorful Shading Accent 6" w:uiPriority="71"/>
+    <w:lsdException w:name="Colorful List Accent 6" w:uiPriority="72"/>
+    <w:lsdException w:name="Colorful Grid Accent 6" w:uiPriority="73"/>
+    <w:lsdException w:name="Subtle Emphasis" w:uiPriority="19" w:qFormat="1"/>
+    <w:lsdException w:name="Intense Emphasis" w:uiPriority="21" w:qFormat="1"/>
+    <w:lsdException w:name="Subtle Reference" w:uiPriority="31" w:qFormat="1"/>
+    <w:lsdException w:name="Intense Reference" w:uiPriority="32" w:qFormat="1"/>
+    <w:lsdException w:name="Book Title" w:uiPriority="33" w:qFormat="1"/>
+    <w:lsdException w:name="Bibliography" w:semiHidden="1" w:uiPriority="37" w:unhideWhenUsed="1"/>
+    <w:lsdException w:name="TOC Heading" w:semiHidden="1" w:uiPriority="39" w:unhideWhenUsed="1" w:qFormat="1"/>
+    <w:lsdException w:name="Plain Table 1" w:uiPriority="41"/>
+    <w:lsdException w:name="Plain Table 2" w:uiPriority="42"/>
+    <w:lsdException w:name="Plain Table 3" w:uiPriority="43"/>
+    <w:lsdException w:name="Plain Table 4" w:uiPriority="44"/>
+    <w:lsdException w:name="Plain Table 5" w:uiPriority="45"/>
+    <w:lsdException w:name="Grid Table Light" w:uiPriority="40"/>
+    <w:lsdException w:name="Grid Table 1 Light" w:uiPriority="46"/>
+    <w:lsdException w:name="Grid Table 2" w:uiPriority="47"/>
+    <w:lsdException w:name="Grid Table 3" w:uiPriority="48"/>
+    <w:lsdException w:name="Grid Table 4" w:uiPriority="49"/>
+    <w:lsdException w:name="Grid Table 5 Dark" w:uiPriority="50"/>
+    <w:lsdException w:name="Grid Table 6 Colorful" w:uiPriority="51"/>
+    <w:lsdException w:name="Grid Table 7 Colorful" w:uiPriority="52"/>
+    <w:lsdException w:name="Grid Table 1 Light Accent 1" w:uiPriority="46"/>
+    <w:lsdException w:name="Grid Table 2 Accent 1" w:uiPriority="47"/>
+    <w:lsdException w:name="Grid Table 3 Accent 1" w:uiPriority="48"/>
+    <w:lsdException w:name="Grid Table 4 Accent 1" w:uiPriority="49"/>
+    <w:lsdException w:name="Grid Table 5 Dark Accent 1" w:uiPriority="50"/>
+    <w:lsdException w:name="Grid Table 6 Colorful Accent 1" w:uiPriority="51"/>
+    <w:lsdException w:name="Grid Table 7 Colorful Accent 1" w:uiPriority="52"/>
+    <w:lsdException w:name="Grid Table 1 Light Accent 2" w:uiPriority="46"/>
+    <w:lsdException w:name="Grid Table 2 Accent 2" w:uiPriority="47"/>
+    <w:lsdException w:name="Grid Table 3 Accent 2" w:uiPriority="48"/>
+    <w:lsdException w:name="Grid Table 4 Accent 2" w:uiPriority="49"/>
+    <w:lsdException w:name="Grid Table 5 Dark Accent 2" w:uiPriority="50"/>
+    <w:lsdException w:name="Grid Table 6 Colorful Accent 2" w:uiPriority="51"/>
+    <w:lsdException w:name="Grid Table 7 Colorful Accent 2" w:uiPriority="52"/>
+    <w:lsdException w:name="Grid Table 1 Light Accent 3" w:uiPriority="46"/>
+    <w:lsdException w:name="Grid Table 2 Accent 3" w:uiPriority="47"/>
+    <w:lsdException w:name="Grid Table 3 Accent 3" w:uiPriority="48"/>
+    <w:lsdException w:name="Grid Table 4 Accent 3" w:uiPriority="49"/>
+    <w:lsdException w:name="Grid Table 5 Dark Accent 3" w:uiPriority="50"/>
+    <w:lsdException w:name="Grid Table 6 Colorful Accent 3" w:uiPriority="51"/>
+    <w:lsdException w:name="Grid Table 7 Colorful Accent 3" w:uiPriority="52"/>
+    <w:lsdException w:name="Grid Table 1 Light Accent 4" w:uiPriority="46"/>
+    <w:lsdException w:name="Grid Table 2 Accent 4" w:uiPriority="47"/>
+    <w:lsdException w:name="Grid Table 3 Accent 4" w:uiPriority="48"/>
+    <w:lsdException w:name="Grid Table 4 Accent 4" w:uiPriority="49"/>
+    <w:lsdException w:name="Grid Table 5 Dark Accent 4" w:uiPriority="50"/>
+    <w:lsdException w:name="Grid Table 6 Colorful Accent 4" w:uiPriority="51"/>
+    <w:lsdException w:name="Grid Table 7 Colorful Accent 4" w:uiPriority="52"/>
+    <w:lsdException w:name="Grid Table 1 Light Accent 5" w:uiPriority="46"/>
+    <w:lsdException w:name="Grid Table 2 Accent 5" w:uiPriority="47"/>
+    <w:lsdException w:name="Grid Table 3 Accent 5" w:uiPriority="48"/>
+    <w:lsdException w:name="Grid Table 4 Accent 5" w:uiPriority="49"/>
+    <w:lsdException w:name="Grid Table 5 Dark Accent 5" w:uiPriority="50"/>
+    <w:lsdException w:name="Grid Table 6 Colorful Accent 5" w:uiPriority="51"/>
+    <w:lsdException w:name="Grid Table 7 Colorful Accent 5" w:uiPriority="52"/>
+    <w:lsdException w:name="Grid Table 1 Light Accent 6" w:uiPriority="46"/>
+    <w:lsdException w:name="Grid Table 2 Accent 6" w:uiPriority="47"/>
+    <w:lsdException w:name="Grid Table 3 Accent 6" w:uiPriority="48"/>
+    <w:lsdException w:name="Grid Table 4 Accent 6" w:uiPriority="49"/>
+    <w:lsdException w:name="Grid Table 5 Dark Accent 6" w:uiPriority="50"/>
+    <w:lsdException w:name="Grid Table 6 Colorful Accent 6" w:uiPriority="51"/>
+    <w:lsdException w:name="Grid Table 7 Colorful Accent 6" w:uiPriority="52"/>
+    <w:lsdException w:name="List Table 1 Light" w:uiPriority="46"/>
+    <w:lsdException w:name="List Table 2" w:uiPriority="47"/>
+    <w:lsdException w:name="List Table 3" w:uiPriority="48"/>
+    <w:lsdException w:name="List Table 4" w:uiPriority="49"/>
+    <w:lsdException w:name="List Table 5 Dark" w:uiPriority="50"/>
+    <w:lsdException w:name="List Table 6 Colorful" w:uiPriority="51"/>
+    <w:lsdException w:name="List Table 7 Colorful" w:uiPriority="52"/>
+    <w:lsdException w:name="List Table 1 Light Accent 1" w:uiPriority="46"/>
+    <w:lsdException w:name="List Table 2 Accent 1" w:uiPriority="47"/>
+    <w:lsdException w:name="List Table 3 Accent 1" w:uiPriority="48"/>
+    <w:lsdException w:name="List Table 4 Accent 1" w:uiPriority="49"/>
+    <w:lsdException w:name="List Table 5 Dark Accent 1" w:uiPriority="50"/>
+    <w:lsdException w:name="List Table 6 Colorful Accent 1" w:uiPriority="51"/>
+    <w:lsdException w:name="List Table 7 Colorful Accent 1" w:uiPriority="52"/>
+    <w:lsdException w:name="List Table 1 Light Accent 2" w:uiPriority="46"/>
+    <w:lsdException w:name="List Table 2 Accent 2" w:uiPriority="47"/>
+    <w:lsdException w:name="List Table 3 Accent 2" w:uiPriority="48"/>
+    <w:lsdException w:name="List Table 4 Accent 2" w:uiPriority="49"/>
+    <w:lsdException w:name="List Table 5 Dark Accent 2" w:uiPriority="50"/>
+    <w:lsdException w:name="List Table 6 Colorful Accent 2" w:uiPriority="51"/>
+    <w:lsdException w:name="List Table 7 Colorful Accent 2" w:uiPriority="52"/>
+    <w:lsdException w:name="List Table 1 Light Accent 3" w:uiPriority="46"/>
+    <w:lsdException w:name="List Table 2 Accent 3" w:uiPriority="47"/>
+    <w:lsdException w:name="List Table 3 Accent 3" w:uiPriority="48"/>
+    <w:lsdException w:name="List Table 4 Accent 3" w:uiPriority="49"/>
+    <w:lsdException w:name="List Table 5 Dark Accent 3" w:uiPriority="50"/>
+    <w:lsdException w:name="List Table 6 Colorful Accent 3" w:uiPriority="51"/>
+    <w:lsdException w:name="List Table 7 Colorful Accent 3" w:uiPriority="52"/>
+    <w:lsdException w:name="List Table 1 Light Accent 4" w:uiPriority="46"/>
+    <w:lsdException w:name="List Table 2 Accent 4" w:uiPriority="47"/>
+    <w:lsdException w:name="List Table 3 Accent 4" w:uiPriority="48"/>
+    <w:lsdException w:name="List Table 4 Accent 4" w:uiPriority="49"/>
+    <w:lsdException w:name="List Table 5 Dark Accent 4" w:uiPriority="50"/>
+    <w:lsdException w:name="List Table 6 Colorful Accent 4" w:uiPriority="51"/>
+    <w:lsdException w:name="List Table 7 Colorful Accent 4" w:uiPriority="52"/>
+    <w:lsdException w:name="List Table 1 Light Accent 5" w:uiPriority="46"/>
+    <w:lsdException w:name="List Table 2 Accent 5" w:uiPriority="47"/>
+    <w:lsdException w:name="List Table 3 Accent 5" w:uiPriority="48"/>
+    <w:lsdException w:name="List Table 4 Accent 5" w:uiPriority="49"/>
+    <w:lsdException w:name="List Table 5 Dark Accent 5" w:uiPriority="50"/>
+    <w:lsdException w:name="List Table 6 Colorful Accent 5" w:uiPriority="51"/>
+    <w:lsdException w:name="List Table 7 Colorful Accent 5" w:uiPriority="52"/>
+    <w:lsdException w:name="List Table 1 Light Accent 6" w:uiPriority="46"/>
+    <w:lsdException w:name="List Table 2 Accent 6" w:uiPriority="47"/>
+    <w:lsdException w:name="List Table 3 Accent 6" w:uiPriority="48"/>
+    <w:lsdException w:name="List Table 4 Accent 6" w:uiPriority="49"/>
+    <w:lsdException w:name="List Table 5 Dark Accent 6" w:uiPriority="50"/>
+    <w:lsdException w:name="List Table 6 Colorful Accent 6" w:uiPriority="51"/>
+    <w:lsdException w:name="List Table 7 Colorful Accent 6" w:uiPriority="52"/>
+    <w:lsdException w:name="Mention" w:semiHidden="1" w:unhideWhenUsed="1"/>
+    <w:lsdException w:name="Smart Hyperlink" w:semiHidden="1" w:unhideWhenUsed="1"/>
+    <w:lsdException w:name="Hashtag" w:semiHidden="1" w:unhideWhenUsed="1"/>
+    <w:lsdException w:name="Unresolved Mention" w:semiHidden="1" w:unhideWhenUsed="1"/>
+    <w:lsdException w:name="Smart Link" w:semiHidden="1" w:unhideWhenUsed="1"/>
   </w:latentStyles>
-  <w:style w:type="paragraph" w:default="1" w:styleId="1">
+  <w:style w:type="paragraph" w:default="1" w:styleId="Normal">
     <w:name w:val="Normal"/>
     <w:qFormat/>
-    <w:uiPriority w:val="0"/>
     <w:pPr>
       <w:spacing w:after="160" w:line="259" w:lineRule="auto"/>
     </w:pPr>
     <w:rPr>
-      <w:rFonts w:asciiTheme="minorHAnsi" w:hAnsiTheme="minorHAnsi" w:eastAsiaTheme="minorHAnsi" w:cstheme="minorBidi"/>
       <w:kern w:val="2"/>
       <w:sz w:val="22"/>
       <w:szCs w:val="22"/>
-      <w:lang w:val="zh-CN" w:eastAsia="en-US" w:bidi="ar-SA"/>
+      <w:lang w:val="zh-CN" w:eastAsia="en-US"/>
       <w14:ligatures w14:val="standardContextual"/>
     </w:rPr>
   </w:style>
-  <w:style w:type="paragraph" w:styleId="2">
+  <w:style w:type="paragraph" w:styleId="Heading1">
     <w:name w:val="heading 1"/>
-    <w:basedOn w:val="1"/>
-    <w:next w:val="1"/>
-    <w:link w:val="15"/>
+    <w:basedOn w:val="Normal"/>
+    <w:next w:val="Normal"/>
+    <w:link w:val="Heading1Char"/>
+    <w:uiPriority w:val="9"/>
     <w:qFormat/>
-    <w:uiPriority w:val="9"/>
     <w:pPr>
       <w:keepNext/>
       <w:keepLines/>
@@ -3467,21 +3617,21 @@
       <w:outlineLvl w:val="0"/>
     </w:pPr>
     <w:rPr>
-      <w:rFonts w:asciiTheme="majorHAnsi" w:hAnsiTheme="majorHAnsi" w:eastAsiaTheme="majorEastAsia" w:cstheme="majorBidi"/>
-      <w:color w:val="104862" w:themeColor="accent1" w:themeShade="BF"/>
+      <w:rFonts w:asciiTheme="majorHAnsi" w:eastAsiaTheme="majorEastAsia" w:hAnsiTheme="majorHAnsi" w:cstheme="majorBidi"/>
+      <w:color w:val="0F4761" w:themeColor="accent1" w:themeShade="BF"/>
       <w:sz w:val="40"/>
       <w:szCs w:val="40"/>
     </w:rPr>
   </w:style>
-  <w:style w:type="paragraph" w:styleId="3">
+  <w:style w:type="paragraph" w:styleId="Heading2">
     <w:name w:val="heading 2"/>
-    <w:basedOn w:val="1"/>
-    <w:next w:val="1"/>
-    <w:link w:val="16"/>
+    <w:basedOn w:val="Normal"/>
+    <w:next w:val="Normal"/>
+    <w:link w:val="Heading2Char"/>
+    <w:uiPriority w:val="9"/>
     <w:semiHidden/>
     <w:unhideWhenUsed/>
     <w:qFormat/>
-    <w:uiPriority w:val="9"/>
     <w:pPr>
       <w:keepNext/>
       <w:keepLines/>
@@ -3489,21 +3639,21 @@
       <w:outlineLvl w:val="1"/>
     </w:pPr>
     <w:rPr>
-      <w:rFonts w:asciiTheme="majorHAnsi" w:hAnsiTheme="majorHAnsi" w:eastAsiaTheme="majorEastAsia" w:cstheme="majorBidi"/>
-      <w:color w:val="104862" w:themeColor="accent1" w:themeShade="BF"/>
+      <w:rFonts w:asciiTheme="majorHAnsi" w:eastAsiaTheme="majorEastAsia" w:hAnsiTheme="majorHAnsi" w:cstheme="majorBidi"/>
+      <w:color w:val="0F4761" w:themeColor="accent1" w:themeShade="BF"/>
       <w:sz w:val="32"/>
       <w:szCs w:val="32"/>
     </w:rPr>
   </w:style>
-  <w:style w:type="paragraph" w:styleId="4">
+  <w:style w:type="paragraph" w:styleId="Heading3">
     <w:name w:val="heading 3"/>
-    <w:basedOn w:val="1"/>
-    <w:next w:val="1"/>
-    <w:link w:val="17"/>
+    <w:basedOn w:val="Normal"/>
+    <w:next w:val="Normal"/>
+    <w:link w:val="Heading3Char"/>
+    <w:uiPriority w:val="9"/>
     <w:semiHidden/>
     <w:unhideWhenUsed/>
     <w:qFormat/>
-    <w:uiPriority w:val="9"/>
     <w:pPr>
       <w:keepNext/>
       <w:keepLines/>
@@ -3512,20 +3662,20 @@
     </w:pPr>
     <w:rPr>
       <w:rFonts w:eastAsiaTheme="majorEastAsia" w:cstheme="majorBidi"/>
-      <w:color w:val="104862" w:themeColor="accent1" w:themeShade="BF"/>
+      <w:color w:val="0F4761" w:themeColor="accent1" w:themeShade="BF"/>
       <w:sz w:val="28"/>
       <w:szCs w:val="28"/>
     </w:rPr>
   </w:style>
-  <w:style w:type="paragraph" w:styleId="5">
+  <w:style w:type="paragraph" w:styleId="Heading4">
     <w:name w:val="heading 4"/>
-    <w:basedOn w:val="1"/>
-    <w:next w:val="1"/>
-    <w:link w:val="18"/>
+    <w:basedOn w:val="Normal"/>
+    <w:next w:val="Normal"/>
+    <w:link w:val="Heading4Char"/>
+    <w:uiPriority w:val="9"/>
     <w:semiHidden/>
     <w:unhideWhenUsed/>
     <w:qFormat/>
-    <w:uiPriority w:val="9"/>
     <w:pPr>
       <w:keepNext/>
       <w:keepLines/>
@@ -3536,18 +3686,18 @@
       <w:rFonts w:eastAsiaTheme="majorEastAsia" w:cstheme="majorBidi"/>
       <w:i/>
       <w:iCs/>
-      <w:color w:val="104862" w:themeColor="accent1" w:themeShade="BF"/>
+      <w:color w:val="0F4761" w:themeColor="accent1" w:themeShade="BF"/>
     </w:rPr>
   </w:style>
-  <w:style w:type="paragraph" w:styleId="6">
+  <w:style w:type="paragraph" w:styleId="Heading5">
     <w:name w:val="heading 5"/>
-    <w:basedOn w:val="1"/>
-    <w:next w:val="1"/>
-    <w:link w:val="19"/>
+    <w:basedOn w:val="Normal"/>
+    <w:next w:val="Normal"/>
+    <w:link w:val="Heading5Char"/>
+    <w:uiPriority w:val="9"/>
     <w:semiHidden/>
     <w:unhideWhenUsed/>
     <w:qFormat/>
-    <w:uiPriority w:val="9"/>
     <w:pPr>
       <w:keepNext/>
       <w:keepLines/>
@@ -3556,18 +3706,18 @@
     </w:pPr>
     <w:rPr>
       <w:rFonts w:eastAsiaTheme="majorEastAsia" w:cstheme="majorBidi"/>
-      <w:color w:val="104862" w:themeColor="accent1" w:themeShade="BF"/>
+      <w:color w:val="0F4761" w:themeColor="accent1" w:themeShade="BF"/>
     </w:rPr>
   </w:style>
-  <w:style w:type="paragraph" w:styleId="7">
+  <w:style w:type="paragraph" w:styleId="Heading6">
     <w:name w:val="heading 6"/>
-    <w:basedOn w:val="1"/>
-    <w:next w:val="1"/>
-    <w:link w:val="20"/>
+    <w:basedOn w:val="Normal"/>
+    <w:next w:val="Normal"/>
+    <w:link w:val="Heading6Char"/>
+    <w:uiPriority w:val="9"/>
     <w:semiHidden/>
     <w:unhideWhenUsed/>
     <w:qFormat/>
-    <w:uiPriority w:val="9"/>
     <w:pPr>
       <w:keepNext/>
       <w:keepLines/>
@@ -3579,25 +3729,17 @@
       <w:i/>
       <w:iCs/>
       <w:color w:val="595959" w:themeColor="text1" w:themeTint="A6"/>
-      <w14:textFill>
-        <w14:solidFill>
-          <w14:schemeClr w14:val="tx1">
-            <w14:lumMod w14:val="65000"/>
-            <w14:lumOff w14:val="35000"/>
-          </w14:schemeClr>
-        </w14:solidFill>
-      </w14:textFill>
     </w:rPr>
   </w:style>
-  <w:style w:type="paragraph" w:styleId="8">
+  <w:style w:type="paragraph" w:styleId="Heading7">
     <w:name w:val="heading 7"/>
-    <w:basedOn w:val="1"/>
-    <w:next w:val="1"/>
-    <w:link w:val="21"/>
+    <w:basedOn w:val="Normal"/>
+    <w:next w:val="Normal"/>
+    <w:link w:val="Heading7Char"/>
+    <w:uiPriority w:val="9"/>
     <w:semiHidden/>
     <w:unhideWhenUsed/>
     <w:qFormat/>
-    <w:uiPriority w:val="9"/>
     <w:pPr>
       <w:keepNext/>
       <w:keepLines/>
@@ -3607,25 +3749,17 @@
     <w:rPr>
       <w:rFonts w:eastAsiaTheme="majorEastAsia" w:cstheme="majorBidi"/>
       <w:color w:val="595959" w:themeColor="text1" w:themeTint="A6"/>
-      <w14:textFill>
-        <w14:solidFill>
-          <w14:schemeClr w14:val="tx1">
-            <w14:lumMod w14:val="65000"/>
-            <w14:lumOff w14:val="35000"/>
-          </w14:schemeClr>
-        </w14:solidFill>
-      </w14:textFill>
     </w:rPr>
   </w:style>
-  <w:style w:type="paragraph" w:styleId="9">
+  <w:style w:type="paragraph" w:styleId="Heading8">
     <w:name w:val="heading 8"/>
-    <w:basedOn w:val="1"/>
-    <w:next w:val="1"/>
-    <w:link w:val="22"/>
+    <w:basedOn w:val="Normal"/>
+    <w:next w:val="Normal"/>
+    <w:link w:val="Heading8Char"/>
+    <w:uiPriority w:val="9"/>
     <w:semiHidden/>
     <w:unhideWhenUsed/>
     <w:qFormat/>
-    <w:uiPriority w:val="9"/>
     <w:pPr>
       <w:keepNext/>
       <w:keepLines/>
@@ -3637,25 +3771,17 @@
       <w:i/>
       <w:iCs/>
       <w:color w:val="262626" w:themeColor="text1" w:themeTint="D9"/>
-      <w14:textFill>
-        <w14:solidFill>
-          <w14:schemeClr w14:val="tx1">
-            <w14:lumMod w14:val="85000"/>
-            <w14:lumOff w14:val="15000"/>
-          </w14:schemeClr>
-        </w14:solidFill>
-      </w14:textFill>
     </w:rPr>
   </w:style>
-  <w:style w:type="paragraph" w:styleId="10">
+  <w:style w:type="paragraph" w:styleId="Heading9">
     <w:name w:val="heading 9"/>
-    <w:basedOn w:val="1"/>
-    <w:next w:val="1"/>
-    <w:link w:val="23"/>
+    <w:basedOn w:val="Normal"/>
+    <w:next w:val="Normal"/>
+    <w:link w:val="Heading9Char"/>
+    <w:uiPriority w:val="9"/>
     <w:semiHidden/>
     <w:unhideWhenUsed/>
     <w:qFormat/>
-    <w:uiPriority w:val="9"/>
     <w:pPr>
       <w:keepNext/>
       <w:keepLines/>
@@ -3665,29 +3791,21 @@
     <w:rPr>
       <w:rFonts w:eastAsiaTheme="majorEastAsia" w:cstheme="majorBidi"/>
       <w:color w:val="262626" w:themeColor="text1" w:themeTint="D9"/>
-      <w14:textFill>
-        <w14:solidFill>
-          <w14:schemeClr w14:val="tx1">
-            <w14:lumMod w14:val="85000"/>
-            <w14:lumOff w14:val="15000"/>
-          </w14:schemeClr>
-        </w14:solidFill>
-      </w14:textFill>
     </w:rPr>
   </w:style>
-  <w:style w:type="character" w:default="1" w:styleId="11">
+  <w:style w:type="character" w:default="1" w:styleId="DefaultParagraphFont">
     <w:name w:val="Default Paragraph Font"/>
+    <w:uiPriority w:val="1"/>
     <w:semiHidden/>
     <w:unhideWhenUsed/>
-    <w:qFormat/>
-    <w:uiPriority w:val="1"/>
   </w:style>
-  <w:style w:type="table" w:default="1" w:styleId="12">
+  <w:style w:type="table" w:default="1" w:styleId="TableNormal">
     <w:name w:val="Normal Table"/>
+    <w:uiPriority w:val="99"/>
     <w:semiHidden/>
     <w:unhideWhenUsed/>
-    <w:uiPriority w:val="99"/>
     <w:tblPr>
+      <w:tblInd w:w="0" w:type="dxa"/>
       <w:tblCellMar>
         <w:top w:w="0" w:type="dxa"/>
         <w:left w:w="108" w:type="dxa"/>
@@ -3696,240 +3814,198 @@
       </w:tblCellMar>
     </w:tblPr>
   </w:style>
-  <w:style w:type="paragraph" w:styleId="13">
+  <w:style w:type="numbering" w:default="1" w:styleId="NoList">
+    <w:name w:val="No List"/>
+    <w:uiPriority w:val="99"/>
+    <w:semiHidden/>
+    <w:unhideWhenUsed/>
+  </w:style>
+  <w:style w:type="paragraph" w:styleId="Subtitle">
     <w:name w:val="Subtitle"/>
-    <w:basedOn w:val="1"/>
-    <w:next w:val="1"/>
-    <w:link w:val="25"/>
+    <w:basedOn w:val="Normal"/>
+    <w:next w:val="Normal"/>
+    <w:link w:val="SubtitleChar"/>
+    <w:uiPriority w:val="11"/>
     <w:qFormat/>
-    <w:uiPriority w:val="11"/>
     <w:rPr>
       <w:rFonts w:eastAsiaTheme="majorEastAsia" w:cstheme="majorBidi"/>
       <w:color w:val="595959" w:themeColor="text1" w:themeTint="A6"/>
       <w:spacing w:val="15"/>
       <w:sz w:val="28"/>
       <w:szCs w:val="28"/>
-      <w14:textFill>
-        <w14:solidFill>
-          <w14:schemeClr w14:val="tx1">
-            <w14:lumMod w14:val="65000"/>
-            <w14:lumOff w14:val="35000"/>
-          </w14:schemeClr>
-        </w14:solidFill>
-      </w14:textFill>
     </w:rPr>
   </w:style>
-  <w:style w:type="paragraph" w:styleId="14">
+  <w:style w:type="paragraph" w:styleId="Title">
     <w:name w:val="Title"/>
-    <w:basedOn w:val="1"/>
-    <w:next w:val="1"/>
-    <w:link w:val="24"/>
+    <w:basedOn w:val="Normal"/>
+    <w:next w:val="Normal"/>
+    <w:link w:val="TitleChar"/>
+    <w:uiPriority w:val="10"/>
     <w:qFormat/>
-    <w:uiPriority w:val="10"/>
     <w:pPr>
       <w:spacing w:after="80" w:line="240" w:lineRule="auto"/>
       <w:contextualSpacing/>
     </w:pPr>
     <w:rPr>
-      <w:rFonts w:asciiTheme="majorHAnsi" w:hAnsiTheme="majorHAnsi" w:eastAsiaTheme="majorEastAsia" w:cstheme="majorBidi"/>
+      <w:rFonts w:asciiTheme="majorHAnsi" w:eastAsiaTheme="majorEastAsia" w:hAnsiTheme="majorHAnsi" w:cstheme="majorBidi"/>
       <w:spacing w:val="-10"/>
       <w:kern w:val="28"/>
       <w:sz w:val="56"/>
       <w:szCs w:val="56"/>
     </w:rPr>
   </w:style>
-  <w:style w:type="character" w:customStyle="1" w:styleId="15">
+  <w:style w:type="character" w:customStyle="1" w:styleId="Heading1Char">
     <w:name w:val="Heading 1 Char"/>
-    <w:basedOn w:val="11"/>
-    <w:link w:val="2"/>
+    <w:basedOn w:val="DefaultParagraphFont"/>
+    <w:link w:val="Heading1"/>
     <w:uiPriority w:val="9"/>
     <w:rPr>
-      <w:rFonts w:asciiTheme="majorHAnsi" w:hAnsiTheme="majorHAnsi" w:eastAsiaTheme="majorEastAsia" w:cstheme="majorBidi"/>
-      <w:color w:val="104862" w:themeColor="accent1" w:themeShade="BF"/>
+      <w:rFonts w:asciiTheme="majorHAnsi" w:eastAsiaTheme="majorEastAsia" w:hAnsiTheme="majorHAnsi" w:cstheme="majorBidi"/>
+      <w:color w:val="0F4761" w:themeColor="accent1" w:themeShade="BF"/>
       <w:sz w:val="40"/>
       <w:szCs w:val="40"/>
     </w:rPr>
   </w:style>
-  <w:style w:type="character" w:customStyle="1" w:styleId="16">
+  <w:style w:type="character" w:customStyle="1" w:styleId="Heading2Char">
     <w:name w:val="Heading 2 Char"/>
-    <w:basedOn w:val="11"/>
-    <w:link w:val="3"/>
+    <w:basedOn w:val="DefaultParagraphFont"/>
+    <w:link w:val="Heading2"/>
+    <w:uiPriority w:val="9"/>
     <w:semiHidden/>
     <w:qFormat/>
-    <w:uiPriority w:val="9"/>
     <w:rPr>
-      <w:rFonts w:asciiTheme="majorHAnsi" w:hAnsiTheme="majorHAnsi" w:eastAsiaTheme="majorEastAsia" w:cstheme="majorBidi"/>
-      <w:color w:val="104862" w:themeColor="accent1" w:themeShade="BF"/>
+      <w:rFonts w:asciiTheme="majorHAnsi" w:eastAsiaTheme="majorEastAsia" w:hAnsiTheme="majorHAnsi" w:cstheme="majorBidi"/>
+      <w:color w:val="0F4761" w:themeColor="accent1" w:themeShade="BF"/>
       <w:sz w:val="32"/>
       <w:szCs w:val="32"/>
     </w:rPr>
   </w:style>
-  <w:style w:type="character" w:customStyle="1" w:styleId="17">
+  <w:style w:type="character" w:customStyle="1" w:styleId="Heading3Char">
     <w:name w:val="Heading 3 Char"/>
-    <w:basedOn w:val="11"/>
-    <w:link w:val="4"/>
+    <w:basedOn w:val="DefaultParagraphFont"/>
+    <w:link w:val="Heading3"/>
+    <w:uiPriority w:val="9"/>
     <w:semiHidden/>
-    <w:uiPriority w:val="9"/>
     <w:rPr>
       <w:rFonts w:eastAsiaTheme="majorEastAsia" w:cstheme="majorBidi"/>
-      <w:color w:val="104862" w:themeColor="accent1" w:themeShade="BF"/>
+      <w:color w:val="0F4761" w:themeColor="accent1" w:themeShade="BF"/>
       <w:sz w:val="28"/>
       <w:szCs w:val="28"/>
     </w:rPr>
   </w:style>
-  <w:style w:type="character" w:customStyle="1" w:styleId="18">
+  <w:style w:type="character" w:customStyle="1" w:styleId="Heading4Char">
     <w:name w:val="Heading 4 Char"/>
-    <w:basedOn w:val="11"/>
-    <w:link w:val="5"/>
+    <w:basedOn w:val="DefaultParagraphFont"/>
+    <w:link w:val="Heading4"/>
+    <w:uiPriority w:val="9"/>
     <w:semiHidden/>
     <w:qFormat/>
-    <w:uiPriority w:val="9"/>
     <w:rPr>
       <w:rFonts w:eastAsiaTheme="majorEastAsia" w:cstheme="majorBidi"/>
       <w:i/>
       <w:iCs/>
-      <w:color w:val="104862" w:themeColor="accent1" w:themeShade="BF"/>
+      <w:color w:val="0F4761" w:themeColor="accent1" w:themeShade="BF"/>
     </w:rPr>
   </w:style>
-  <w:style w:type="character" w:customStyle="1" w:styleId="19">
+  <w:style w:type="character" w:customStyle="1" w:styleId="Heading5Char">
     <w:name w:val="Heading 5 Char"/>
-    <w:basedOn w:val="11"/>
-    <w:link w:val="6"/>
+    <w:basedOn w:val="DefaultParagraphFont"/>
+    <w:link w:val="Heading5"/>
+    <w:uiPriority w:val="9"/>
     <w:semiHidden/>
     <w:qFormat/>
-    <w:uiPriority w:val="9"/>
     <w:rPr>
       <w:rFonts w:eastAsiaTheme="majorEastAsia" w:cstheme="majorBidi"/>
-      <w:color w:val="104862" w:themeColor="accent1" w:themeShade="BF"/>
+      <w:color w:val="0F4761" w:themeColor="accent1" w:themeShade="BF"/>
     </w:rPr>
   </w:style>
-  <w:style w:type="character" w:customStyle="1" w:styleId="20">
+  <w:style w:type="character" w:customStyle="1" w:styleId="Heading6Char">
     <w:name w:val="Heading 6 Char"/>
-    <w:basedOn w:val="11"/>
-    <w:link w:val="7"/>
+    <w:basedOn w:val="DefaultParagraphFont"/>
+    <w:link w:val="Heading6"/>
+    <w:uiPriority w:val="9"/>
     <w:semiHidden/>
     <w:qFormat/>
-    <w:uiPriority w:val="9"/>
     <w:rPr>
       <w:rFonts w:eastAsiaTheme="majorEastAsia" w:cstheme="majorBidi"/>
       <w:i/>
       <w:iCs/>
       <w:color w:val="595959" w:themeColor="text1" w:themeTint="A6"/>
-      <w14:textFill>
-        <w14:solidFill>
-          <w14:schemeClr w14:val="tx1">
-            <w14:lumMod w14:val="65000"/>
-            <w14:lumOff w14:val="35000"/>
-          </w14:schemeClr>
-        </w14:solidFill>
-      </w14:textFill>
     </w:rPr>
   </w:style>
-  <w:style w:type="character" w:customStyle="1" w:styleId="21">
+  <w:style w:type="character" w:customStyle="1" w:styleId="Heading7Char">
     <w:name w:val="Heading 7 Char"/>
-    <w:basedOn w:val="11"/>
-    <w:link w:val="8"/>
+    <w:basedOn w:val="DefaultParagraphFont"/>
+    <w:link w:val="Heading7"/>
+    <w:uiPriority w:val="9"/>
     <w:semiHidden/>
     <w:qFormat/>
-    <w:uiPriority w:val="9"/>
     <w:rPr>
       <w:rFonts w:eastAsiaTheme="majorEastAsia" w:cstheme="majorBidi"/>
       <w:color w:val="595959" w:themeColor="text1" w:themeTint="A6"/>
-      <w14:textFill>
-        <w14:solidFill>
-          <w14:schemeClr w14:val="tx1">
-            <w14:lumMod w14:val="65000"/>
-            <w14:lumOff w14:val="35000"/>
-          </w14:schemeClr>
-        </w14:solidFill>
-      </w14:textFill>
     </w:rPr>
   </w:style>
-  <w:style w:type="character" w:customStyle="1" w:styleId="22">
+  <w:style w:type="character" w:customStyle="1" w:styleId="Heading8Char">
     <w:name w:val="Heading 8 Char"/>
-    <w:basedOn w:val="11"/>
-    <w:link w:val="9"/>
+    <w:basedOn w:val="DefaultParagraphFont"/>
+    <w:link w:val="Heading8"/>
+    <w:uiPriority w:val="9"/>
     <w:semiHidden/>
     <w:qFormat/>
-    <w:uiPriority w:val="9"/>
     <w:rPr>
       <w:rFonts w:eastAsiaTheme="majorEastAsia" w:cstheme="majorBidi"/>
       <w:i/>
       <w:iCs/>
       <w:color w:val="262626" w:themeColor="text1" w:themeTint="D9"/>
-      <w14:textFill>
-        <w14:solidFill>
-          <w14:schemeClr w14:val="tx1">
-            <w14:lumMod w14:val="85000"/>
-            <w14:lumOff w14:val="15000"/>
-          </w14:schemeClr>
-        </w14:solidFill>
-      </w14:textFill>
     </w:rPr>
   </w:style>
-  <w:style w:type="character" w:customStyle="1" w:styleId="23">
+  <w:style w:type="character" w:customStyle="1" w:styleId="Heading9Char">
     <w:name w:val="Heading 9 Char"/>
-    <w:basedOn w:val="11"/>
-    <w:link w:val="10"/>
+    <w:basedOn w:val="DefaultParagraphFont"/>
+    <w:link w:val="Heading9"/>
+    <w:uiPriority w:val="9"/>
     <w:semiHidden/>
     <w:qFormat/>
-    <w:uiPriority w:val="9"/>
     <w:rPr>
       <w:rFonts w:eastAsiaTheme="majorEastAsia" w:cstheme="majorBidi"/>
       <w:color w:val="262626" w:themeColor="text1" w:themeTint="D9"/>
-      <w14:textFill>
-        <w14:solidFill>
-          <w14:schemeClr w14:val="tx1">
-            <w14:lumMod w14:val="85000"/>
-            <w14:lumOff w14:val="15000"/>
-          </w14:schemeClr>
-        </w14:solidFill>
-      </w14:textFill>
     </w:rPr>
   </w:style>
-  <w:style w:type="character" w:customStyle="1" w:styleId="24">
+  <w:style w:type="character" w:customStyle="1" w:styleId="TitleChar">
     <w:name w:val="Title Char"/>
-    <w:basedOn w:val="11"/>
-    <w:link w:val="14"/>
+    <w:basedOn w:val="DefaultParagraphFont"/>
+    <w:link w:val="Title"/>
+    <w:uiPriority w:val="10"/>
     <w:qFormat/>
-    <w:uiPriority w:val="10"/>
     <w:rPr>
-      <w:rFonts w:asciiTheme="majorHAnsi" w:hAnsiTheme="majorHAnsi" w:eastAsiaTheme="majorEastAsia" w:cstheme="majorBidi"/>
+      <w:rFonts w:asciiTheme="majorHAnsi" w:eastAsiaTheme="majorEastAsia" w:hAnsiTheme="majorHAnsi" w:cstheme="majorBidi"/>
       <w:spacing w:val="-10"/>
       <w:kern w:val="28"/>
       <w:sz w:val="56"/>
       <w:szCs w:val="56"/>
     </w:rPr>
   </w:style>
-  <w:style w:type="character" w:customStyle="1" w:styleId="25">
+  <w:style w:type="character" w:customStyle="1" w:styleId="SubtitleChar">
     <w:name w:val="Subtitle Char"/>
-    <w:basedOn w:val="11"/>
-    <w:link w:val="13"/>
+    <w:basedOn w:val="DefaultParagraphFont"/>
+    <w:link w:val="Subtitle"/>
+    <w:uiPriority w:val="11"/>
     <w:qFormat/>
-    <w:uiPriority w:val="11"/>
     <w:rPr>
       <w:rFonts w:eastAsiaTheme="majorEastAsia" w:cstheme="majorBidi"/>
       <w:color w:val="595959" w:themeColor="text1" w:themeTint="A6"/>
       <w:spacing w:val="15"/>
       <w:sz w:val="28"/>
       <w:szCs w:val="28"/>
-      <w14:textFill>
-        <w14:solidFill>
-          <w14:schemeClr w14:val="tx1">
-            <w14:lumMod w14:val="65000"/>
-            <w14:lumOff w14:val="35000"/>
-          </w14:schemeClr>
-        </w14:solidFill>
-      </w14:textFill>
     </w:rPr>
   </w:style>
-  <w:style w:type="paragraph" w:styleId="26">
+  <w:style w:type="paragraph" w:styleId="Quote">
     <w:name w:val="Quote"/>
-    <w:basedOn w:val="1"/>
-    <w:next w:val="1"/>
-    <w:link w:val="27"/>
+    <w:basedOn w:val="Normal"/>
+    <w:next w:val="Normal"/>
+    <w:link w:val="QuoteChar"/>
+    <w:uiPriority w:val="29"/>
     <w:qFormat/>
-    <w:uiPriority w:val="29"/>
     <w:pPr>
       <w:spacing w:before="160"/>
       <w:jc w:val="center"/>
@@ -3938,67 +4014,51 @@
       <w:i/>
       <w:iCs/>
       <w:color w:val="404040" w:themeColor="text1" w:themeTint="BF"/>
-      <w14:textFill>
-        <w14:solidFill>
-          <w14:schemeClr w14:val="tx1">
-            <w14:lumMod w14:val="75000"/>
-            <w14:lumOff w14:val="25000"/>
-          </w14:schemeClr>
-        </w14:solidFill>
-      </w14:textFill>
     </w:rPr>
   </w:style>
-  <w:style w:type="character" w:customStyle="1" w:styleId="27">
+  <w:style w:type="character" w:customStyle="1" w:styleId="QuoteChar">
     <w:name w:val="Quote Char"/>
-    <w:basedOn w:val="11"/>
-    <w:link w:val="26"/>
+    <w:basedOn w:val="DefaultParagraphFont"/>
+    <w:link w:val="Quote"/>
     <w:uiPriority w:val="29"/>
     <w:rPr>
       <w:i/>
       <w:iCs/>
       <w:color w:val="404040" w:themeColor="text1" w:themeTint="BF"/>
-      <w14:textFill>
-        <w14:solidFill>
-          <w14:schemeClr w14:val="tx1">
-            <w14:lumMod w14:val="75000"/>
-            <w14:lumOff w14:val="25000"/>
-          </w14:schemeClr>
-        </w14:solidFill>
-      </w14:textFill>
     </w:rPr>
   </w:style>
-  <w:style w:type="paragraph" w:styleId="28">
+  <w:style w:type="paragraph" w:styleId="ListParagraph">
     <w:name w:val="List Paragraph"/>
-    <w:basedOn w:val="1"/>
+    <w:basedOn w:val="Normal"/>
+    <w:uiPriority w:val="34"/>
     <w:qFormat/>
-    <w:uiPriority w:val="34"/>
     <w:pPr>
       <w:ind w:left="720"/>
       <w:contextualSpacing/>
     </w:pPr>
   </w:style>
-  <w:style w:type="character" w:customStyle="1" w:styleId="29">
-    <w:name w:val="Intense Emphasis"/>
-    <w:basedOn w:val="11"/>
+  <w:style w:type="character" w:customStyle="1" w:styleId="IntenseEmphasis1">
+    <w:name w:val="Intense Emphasis1"/>
+    <w:basedOn w:val="DefaultParagraphFont"/>
+    <w:uiPriority w:val="21"/>
     <w:qFormat/>
-    <w:uiPriority w:val="21"/>
     <w:rPr>
       <w:i/>
       <w:iCs/>
-      <w:color w:val="104862" w:themeColor="accent1" w:themeShade="BF"/>
+      <w:color w:val="0F4761" w:themeColor="accent1" w:themeShade="BF"/>
     </w:rPr>
   </w:style>
-  <w:style w:type="paragraph" w:styleId="30">
+  <w:style w:type="paragraph" w:styleId="IntenseQuote">
     <w:name w:val="Intense Quote"/>
-    <w:basedOn w:val="1"/>
-    <w:next w:val="1"/>
-    <w:link w:val="31"/>
+    <w:basedOn w:val="Normal"/>
+    <w:next w:val="Normal"/>
+    <w:link w:val="IntenseQuoteChar"/>
+    <w:uiPriority w:val="30"/>
     <w:qFormat/>
-    <w:uiPriority w:val="30"/>
     <w:pPr>
       <w:pBdr>
-        <w:top w:val="single" w:color="0F4761" w:themeColor="accent1" w:themeShade="BF" w:sz="4" w:space="10"/>
-        <w:bottom w:val="single" w:color="0F4761" w:themeColor="accent1" w:themeShade="BF" w:sz="4" w:space="10"/>
+        <w:top w:val="single" w:sz="4" w:space="10" w:color="0F4761" w:themeColor="accent1" w:themeShade="BF"/>
+        <w:bottom w:val="single" w:sz="4" w:space="10" w:color="0F4761" w:themeColor="accent1" w:themeShade="BF"/>
       </w:pBdr>
       <w:spacing w:before="360" w:after="360"/>
       <w:ind w:left="864" w:right="864"/>
@@ -4007,30 +4067,30 @@
     <w:rPr>
       <w:i/>
       <w:iCs/>
-      <w:color w:val="104862" w:themeColor="accent1" w:themeShade="BF"/>
+      <w:color w:val="0F4761" w:themeColor="accent1" w:themeShade="BF"/>
     </w:rPr>
   </w:style>
-  <w:style w:type="character" w:customStyle="1" w:styleId="31">
+  <w:style w:type="character" w:customStyle="1" w:styleId="IntenseQuoteChar">
     <w:name w:val="Intense Quote Char"/>
-    <w:basedOn w:val="11"/>
-    <w:link w:val="30"/>
+    <w:basedOn w:val="DefaultParagraphFont"/>
+    <w:link w:val="IntenseQuote"/>
     <w:uiPriority w:val="30"/>
     <w:rPr>
       <w:i/>
       <w:iCs/>
-      <w:color w:val="104862" w:themeColor="accent1" w:themeShade="BF"/>
+      <w:color w:val="0F4761" w:themeColor="accent1" w:themeShade="BF"/>
     </w:rPr>
   </w:style>
-  <w:style w:type="character" w:customStyle="1" w:styleId="32">
-    <w:name w:val="Intense Reference"/>
-    <w:basedOn w:val="11"/>
+  <w:style w:type="character" w:customStyle="1" w:styleId="IntenseReference1">
+    <w:name w:val="Intense Reference1"/>
+    <w:basedOn w:val="DefaultParagraphFont"/>
+    <w:uiPriority w:val="32"/>
     <w:qFormat/>
-    <w:uiPriority w:val="32"/>
     <w:rPr>
       <w:b/>
       <w:bCs/>
       <w:smallCaps/>
-      <w:color w:val="104862" w:themeColor="accent1" w:themeShade="BF"/>
+      <w:color w:val="0F4761" w:themeColor="accent1" w:themeShade="BF"/>
       <w:spacing w:val="5"/>
     </w:rPr>
   </w:style>
@@ -4289,5 +4349,6 @@
     </a:fmtScheme>
   </a:themeElements>
   <a:objectDefaults/>
+  <a:extraClrSchemeLst/>
 </a:theme>
 </file>